--- a/ESERCIZIO 8.docx
+++ b/ESERCIZIO 8.docx
@@ -3,170 +3,319 @@
 <w:document xmlns:wpc="http://schemas.microsoft.com/office/word/2010/wordprocessingCanvas" xmlns:cx="http://schemas.microsoft.com/office/drawing/2014/chartex" xmlns:cx1="http://schemas.microsoft.com/office/drawing/2015/9/8/chartex" xmlns:cx2="http://schemas.microsoft.com/office/drawing/2015/10/21/chartex" xmlns:cx3="http://schemas.microsoft.com/office/drawing/2016/5/9/chartex" xmlns:cx4="http://schemas.microsoft.com/office/drawing/2016/5/10/chartex" xmlns:cx5="http://schemas.microsoft.com/office/drawing/2016/5/11/chartex" xmlns:cx6="http://schemas.microsoft.com/office/drawing/2016/5/12/chartex" xmlns:cx7="http://schemas.microsoft.com/office/drawing/2016/5/13/chartex" xmlns:cx8="http://schemas.microsoft.com/office/drawing/2016/5/14/chartex" xmlns:mc="http://schemas.openxmlformats.org/markup-compatibility/2006" xmlns:aink="http://schemas.microsoft.com/office/drawing/2016/ink" xmlns:am3d="http://schemas.microsoft.com/office/drawing/2017/model3d" xmlns:o="urn:schemas-microsoft-com:office:office" xmlns:oel="http://schemas.microsoft.com/office/2019/extlst" xmlns:r="http://schemas.openxmlformats.org/officeDocument/2006/relationships" xmlns:m="http://schemas.openxmlformats.org/officeDocument/2006/math" xmlns:v="urn:schemas-microsoft-com:vml" xmlns:wp14="http://schemas.microsoft.com/office/word/2010/wordprocessingDrawing" xmlns:wp="http://schemas.openxmlformats.org/drawingml/2006/wordprocessingDrawing" xmlns:w10="urn:schemas-microsoft-com:office:word" xmlns:w="http://schemas.openxmlformats.org/wordprocessingml/2006/main" xmlns:w14="http://schemas.microsoft.com/office/word/2010/wordml" xmlns:w15="http://schemas.microsoft.com/office/word/2012/wordml" xmlns:w16cex="http://schemas.microsoft.com/office/word/2018/wordml/cex" xmlns:w16cid="http://schemas.microsoft.com/office/word/2016/wordml/cid" xmlns:w16="http://schemas.microsoft.com/office/word/2018/wordml" xmlns:w16sdtdh="http://schemas.microsoft.com/office/word/2020/wordml/sdtdatahash" xmlns:w16se="http://schemas.microsoft.com/office/word/2015/wordml/symex" xmlns:wpg="http://schemas.microsoft.com/office/word/2010/wordprocessingGroup" xmlns:wpi="http://schemas.microsoft.com/office/word/2010/wordprocessingInk" xmlns:wne="http://schemas.microsoft.com/office/word/2006/wordml" xmlns:wps="http://schemas.microsoft.com/office/word/2010/wordprocessingShape" mc:Ignorable="w14 w15 w16se w16cid w16 w16cex w16sdtdh wp14">
   <w:body>
     <w:p>
-      <w:r>
+      <w:pPr>
+        <w:rPr>
+          <w:lang w:val="en-US"/>
+        </w:rPr>
+      </w:pPr>
+      <w:r>
+        <w:rPr>
+          <w:lang w:val="en-US"/>
+        </w:rPr>
         <w:t>ESERCIZIO 8</w:t>
       </w:r>
       <w:r>
+        <w:rPr>
+          <w:lang w:val="en-US"/>
+        </w:rPr>
         <w:t xml:space="preserve">.           </w:t>
       </w:r>
       <w:r>
+        <w:rPr>
+          <w:lang w:val="en-US"/>
+        </w:rPr>
         <w:t>PARTE 2</w:t>
       </w:r>
       <w:r>
+        <w:rPr>
+          <w:lang w:val="en-US"/>
+        </w:rPr>
         <w:t xml:space="preserve">.                   </w:t>
       </w:r>
       <w:r>
+        <w:rPr>
+          <w:lang w:val="en-US"/>
+        </w:rPr>
         <w:t>FILE .CSV</w:t>
       </w:r>
     </w:p>
-    <w:p/>
-    <w:p>
-      <w:pPr>
-        <w:rPr>
-          <w:lang w:val="en-US"/>
-        </w:rPr>
-      </w:pPr>
-      <w:r>
-        <w:rPr>
-          <w:lang w:val="en-US"/>
-        </w:rPr>
-        <w:t>Rank,country,country_code,1980,2000,2010,2021,2022,2030,2050,area,landAreaKm,growthRate,worldPercentage,density</w:t>
-      </w:r>
-    </w:p>
-    <w:p>
-      <w:pPr>
-        <w:rPr>
-          <w:lang w:val="en-US"/>
-        </w:rPr>
-      </w:pPr>
-      <w:r>
-        <w:rPr>
-          <w:lang w:val="en-US"/>
-        </w:rPr>
-        <w:t>0,1,China,CHN,</w:t>
+    <w:p>
+      <w:pPr>
+        <w:rPr>
+          <w:lang w:val="en-US"/>
+        </w:rPr>
+      </w:pPr>
+    </w:p>
+    <w:p>
+      <w:pPr>
+        <w:rPr>
+          <w:lang w:val="en-US"/>
+        </w:rPr>
+      </w:pPr>
+      <w:proofErr w:type="gramStart"/>
+      <w:r>
+        <w:rPr>
+          <w:lang w:val="en-US"/>
+        </w:rPr>
+        <w:t>Rank,country</w:t>
+      </w:r>
+      <w:proofErr w:type="gramEnd"/>
+      <w:r>
+        <w:rPr>
+          <w:lang w:val="en-US"/>
+        </w:rPr>
+        <w:t>,country_code,1980,2000,2010,2021,2022,2030,2050,area,landAreaKm,growthRate,worldPercentage,density</w:t>
+      </w:r>
+    </w:p>
+    <w:p>
+      <w:r>
+        <w:t>0,</w:t>
+      </w:r>
+      <w:proofErr w:type="gramStart"/>
+      <w:r>
+        <w:t>1,China</w:t>
+      </w:r>
+      <w:proofErr w:type="gramEnd"/>
+      <w:r>
+        <w:t>,CHN,</w:t>
       </w:r>
       <w:r>
         <w:rPr>
           <w:highlight w:val="yellow"/>
-          <w:lang w:val="en-US"/>
         </w:rPr>
         <w:t>”</w:t>
       </w:r>
       <w:r>
-        <w:rPr>
-          <w:lang w:val="en-US"/>
-        </w:rPr>
         <w:t>982372466</w:t>
       </w:r>
       <w:r>
         <w:rPr>
           <w:highlight w:val="yellow"/>
-          <w:lang w:val="en-US"/>
         </w:rPr>
         <w:t>,</w:t>
       </w:r>
       <w:r>
-        <w:rPr>
-          <w:lang w:val="en-US"/>
-        </w:rPr>
         <w:t>0</w:t>
       </w:r>
       <w:r>
         <w:rPr>
           <w:highlight w:val="yellow"/>
-          <w:lang w:val="en-US"/>
         </w:rPr>
         <w:t>”</w:t>
       </w:r>
       <w:r>
-        <w:rPr>
-          <w:lang w:val="en-US"/>
-        </w:rPr>
-        <w:t>,1264099069,1348191368,1425893465,1425887337,1415605906,1312636325,9706961.0,9424702.9,0.0,0.17880000000000001,151.2926</w:t>
-      </w:r>
-      <w:r>
-        <w:rPr>
-          <w:lang w:val="en-US"/>
-        </w:rPr>
-        <w:t xml:space="preserve"> </w:t>
+        <w:t xml:space="preserve">,1264099069,1348191368,1425893465,1425887337,1415605906,1312636325,9706961.0,9424702.9,0.0,0.17880000000000001,151.2926 </w:t>
       </w:r>
       <w:r>
         <w:rPr>
           <w:highlight w:val="yellow"/>
-          <w:lang w:val="en-US"/>
         </w:rPr>
         <w:t>/n</w:t>
       </w:r>
     </w:p>
     <w:p>
-      <w:pPr>
-        <w:rPr>
-          <w:lang w:val="en-US"/>
-        </w:rPr>
-      </w:pPr>
-      <w:r>
-        <w:rPr>
-          <w:lang w:val="en-US"/>
-        </w:rPr>
-        <w:t>1,2,India,IND,696828385.0,1059633675,1240613620,1407563842,1417173173,1514994080,1670490596,3287590.0,2973190.0,0.0068000000000000005,0.1777,476.6507</w:t>
-      </w:r>
-    </w:p>
-    <w:p>
-      <w:pPr>
-        <w:rPr>
-          <w:lang w:val="en-US"/>
-        </w:rPr>
-      </w:pPr>
-      <w:r>
-        <w:rPr>
-          <w:lang w:val="en-US"/>
-        </w:rPr>
-        <w:t>2,3,United States,USA,223140018.0,282398554,311182845,336997624,338289857,352162301,375391963,9372610.0,9147420.0,0.0038,0.0424,36.982</w:t>
-      </w:r>
-    </w:p>
-    <w:p>
-      <w:r>
-        <w:t>3,4,Indonesia,IDN,148177096.0,214072421,244016173,273753191,275501339,292150100,317225213,1904569.0,1877519.0,0.0064,0.0345,146.7369</w:t>
-      </w:r>
-    </w:p>
-    <w:p>
-      <w:r>
-        <w:t>4,5,Pakistan,PAK,80624057.0,154369924,194454498,231402117,235824862,274029836,367808468,881912.0,770880.0,0.019100000000000002,0.0296,305.9164</w:t>
-      </w:r>
-    </w:p>
-    <w:p>
-      <w:r>
-        <w:t>5,6,Nigeria,NGA,72951439.0,122851984,160952853,213401323,218541212,262580425,377459883,923768.0,910770.0,0.0241,0.0274,239.9521</w:t>
-      </w:r>
-    </w:p>
-    <w:p>
-      <w:r>
-        <w:t>6,7,Brazil,BRA,122288383.0,175873720,196353492,214326223,215313498,223908968,230885725,8515767.0,8358140.0,0.0046,0.027,25.7609</w:t>
-      </w:r>
-    </w:p>
-    <w:p>
-      <w:r>
-        <w:t>7,8,Bangladesh,BGD,83929765.0,129193327,148391139,169356251,171186372,184424144,203904900,147570.0,130170.0,0.0108,0.021500000000000002,1315.0985</w:t>
-      </w:r>
-    </w:p>
-    <w:p>
-      <w:r>
-        <w:t>8,9,Russia,RUS,138257420.0,146844839,143242599,145102755,144713314,141432741,133133035,17098242.0,16376870.0,-0.0027,0.0181,8.836</w:t>
-      </w:r>
-    </w:p>
-    <w:p>
-      <w:r>
-        <w:t>9,10,Mexico,MEX,67705186.0,97873442,112532401,126705138,127504125,134534107,143772364,1964375.0,1943950.0,0.0063,0.016,65.5902</w:t>
-      </w:r>
-    </w:p>
-    <w:p>
-      <w:r>
-        <w:t>10,11,Japan,JPN,117624196.0,126803861,128105431,124612530,123951692,118514802,103784357,377930.0,364500.0,-0.0053,0.0155,340.0595</w:t>
-      </w:r>
-    </w:p>
-    <w:p/>
-    <w:p>
-      <w:r>
+      <w:r>
+        <w:t>1,</w:t>
+      </w:r>
+      <w:proofErr w:type="gramStart"/>
+      <w:r>
+        <w:t>2,India</w:t>
+      </w:r>
+      <w:proofErr w:type="gramEnd"/>
+      <w:r>
+        <w:t>,IND,696828385.0,1059633675,1240613620,1407563842,1417173173,1514994080,1670490596,3287590.0,2973190.0,0.0068000000000000005,0.1777,476.6507</w:t>
+      </w:r>
+    </w:p>
+    <w:p>
+      <w:r>
+        <w:t>2,</w:t>
+      </w:r>
+      <w:proofErr w:type="gramStart"/>
+      <w:r>
+        <w:t>3,United</w:t>
+      </w:r>
+      <w:proofErr w:type="gramEnd"/>
+      <w:r>
+        <w:t xml:space="preserve"> States,USA,223140018.0,282398554,311182845,336997624,338289857,352162301,375391963,9372610.0,9147420.0,0.0038,0.0424,36.982</w:t>
+      </w:r>
+    </w:p>
+    <w:p>
+      <w:r>
+        <w:t>3,</w:t>
+      </w:r>
+      <w:proofErr w:type="gramStart"/>
+      <w:r>
+        <w:t>4,Indonesia</w:t>
+      </w:r>
+      <w:proofErr w:type="gramEnd"/>
+      <w:r>
+        <w:t>,IDN,148177096.0,214072421,244016173,273753191,275501339,292150100,317225213,1904569.0,1877519.0,0.0064,0.0345,146.7369</w:t>
+      </w:r>
+    </w:p>
+    <w:p>
+      <w:r>
+        <w:t>4,</w:t>
+      </w:r>
+      <w:proofErr w:type="gramStart"/>
+      <w:r>
+        <w:t>5,Pakistan</w:t>
+      </w:r>
+      <w:proofErr w:type="gramEnd"/>
+      <w:r>
+        <w:t>,PAK,80624057.0,154369924,194454498,231402117,235824862,274029836,367808468,881912.0,770880.0,0.019100000000000002,0.0296,305.9164</w:t>
+      </w:r>
+    </w:p>
+    <w:p>
+      <w:r>
+        <w:t>5,</w:t>
+      </w:r>
+      <w:proofErr w:type="gramStart"/>
+      <w:r>
+        <w:t>6,Nigeria</w:t>
+      </w:r>
+      <w:proofErr w:type="gramEnd"/>
+      <w:r>
+        <w:t>,NGA,72951439.0,122851984,160952853,213401323,218541212,262580425,377459883,923768.0,910770.0,0.0241,0.0274,239.9521</w:t>
+      </w:r>
+    </w:p>
+    <w:p>
+      <w:r>
+        <w:t>6,</w:t>
+      </w:r>
+      <w:proofErr w:type="gramStart"/>
+      <w:r>
+        <w:t>7,Brazil</w:t>
+      </w:r>
+      <w:proofErr w:type="gramEnd"/>
+      <w:r>
+        <w:t>,BRA,122288383.0,175873720,196353492,214326223,215313498,223908968,230885725,8515767.0,8358140.0,0.0046,0.027,25.7609</w:t>
+      </w:r>
+    </w:p>
+    <w:p>
+      <w:pPr>
+        <w:rPr>
+          <w:lang w:val="en-US"/>
+        </w:rPr>
+      </w:pPr>
+      <w:r>
+        <w:rPr>
+          <w:lang w:val="en-US"/>
+        </w:rPr>
+        <w:t>7,</w:t>
+      </w:r>
+      <w:proofErr w:type="gramStart"/>
+      <w:r>
+        <w:rPr>
+          <w:lang w:val="en-US"/>
+        </w:rPr>
+        <w:t>8,Bangladesh</w:t>
+      </w:r>
+      <w:proofErr w:type="gramEnd"/>
+      <w:r>
+        <w:rPr>
+          <w:lang w:val="en-US"/>
+        </w:rPr>
+        <w:t>,BGD,83929765.0,129193327,148391139,169356251,171186372,184424144,203904900,147570.0,130170.0,0.0108,0.021500000000000002,1315.0985</w:t>
+      </w:r>
+    </w:p>
+    <w:p>
+      <w:pPr>
+        <w:rPr>
+          <w:lang w:val="en-US"/>
+        </w:rPr>
+      </w:pPr>
+      <w:r>
+        <w:rPr>
+          <w:lang w:val="en-US"/>
+        </w:rPr>
+        <w:t>8,</w:t>
+      </w:r>
+      <w:proofErr w:type="gramStart"/>
+      <w:r>
+        <w:rPr>
+          <w:lang w:val="en-US"/>
+        </w:rPr>
+        <w:t>9,Russia</w:t>
+      </w:r>
+      <w:proofErr w:type="gramEnd"/>
+      <w:r>
+        <w:rPr>
+          <w:lang w:val="en-US"/>
+        </w:rPr>
+        <w:t>,RUS,138257420.0,146844839,143242599,145102755,144713314,141432741,133133035,17098242.0,16376870.0,-0.0027,0.0181,8.836</w:t>
+      </w:r>
+    </w:p>
+    <w:p>
+      <w:pPr>
+        <w:rPr>
+          <w:lang w:val="en-US"/>
+        </w:rPr>
+      </w:pPr>
+      <w:r>
+        <w:rPr>
+          <w:lang w:val="en-US"/>
+        </w:rPr>
+        <w:t>9,</w:t>
+      </w:r>
+      <w:proofErr w:type="gramStart"/>
+      <w:r>
+        <w:rPr>
+          <w:lang w:val="en-US"/>
+        </w:rPr>
+        <w:t>10,Mexico</w:t>
+      </w:r>
+      <w:proofErr w:type="gramEnd"/>
+      <w:r>
+        <w:rPr>
+          <w:lang w:val="en-US"/>
+        </w:rPr>
+        <w:t>,MEX,67705186.0,97873442,112532401,126705138,127504125,134534107,143772364,1964375.0,1943950.0,0.0063,0.016,65.5902</w:t>
+      </w:r>
+    </w:p>
+    <w:p>
+      <w:pPr>
+        <w:rPr>
+          <w:lang w:val="en-US"/>
+        </w:rPr>
+      </w:pPr>
+      <w:r>
+        <w:rPr>
+          <w:lang w:val="en-US"/>
+        </w:rPr>
+        <w:t>10,</w:t>
+      </w:r>
+      <w:proofErr w:type="gramStart"/>
+      <w:r>
+        <w:rPr>
+          <w:lang w:val="en-US"/>
+        </w:rPr>
+        <w:t>11,Japan</w:t>
+      </w:r>
+      <w:proofErr w:type="gramEnd"/>
+      <w:r>
+        <w:rPr>
+          <w:lang w:val="en-US"/>
+        </w:rPr>
+        <w:t>,JPN,117624196.0,126803861,128105431,124612530,123951692,118514802,103784357,377930.0,364500.0,-0.0053,0.0155,340.0595</w:t>
+      </w:r>
+    </w:p>
+    <w:p>
+      <w:pPr>
+        <w:rPr>
+          <w:lang w:val="en-US"/>
+        </w:rPr>
+      </w:pPr>
+    </w:p>
+    <w:p>
+      <w:pPr>
+        <w:rPr>
+          <w:lang w:val="en-US"/>
+        </w:rPr>
+      </w:pPr>
+      <w:r>
+        <w:rPr>
+          <w:lang w:val="en-US"/>
+        </w:rPr>
         <w:t>XML</w:t>
       </w:r>
     </w:p>
@@ -184,27 +333,40 @@
       </w:r>
     </w:p>
     <w:p>
-      <w:pPr>
-        <w:rPr>
-          <w:lang w:val="en-US"/>
-        </w:rPr>
-      </w:pPr>
-      <w:r>
-        <w:rPr>
-          <w:lang w:val="en-US"/>
-        </w:rPr>
-        <w:t>&lt;booksotre&gt;</w:t>
-      </w:r>
-    </w:p>
-    <w:p>
-      <w:r>
-        <w:rPr>
-          <w:lang w:val="en-US"/>
-        </w:rPr>
-        <w:tab/>
-      </w:r>
-      <w:r>
-        <w:t>&lt;book1 category="lezioni epicode"&gt;</w:t>
+      <w:r>
+        <w:t>&lt;</w:t>
+      </w:r>
+      <w:proofErr w:type="spellStart"/>
+      <w:r>
+        <w:t>booksotre</w:t>
+      </w:r>
+      <w:proofErr w:type="spellEnd"/>
+      <w:r>
+        <w:t>&gt;</w:t>
+      </w:r>
+    </w:p>
+    <w:p>
+      <w:r>
+        <w:tab/>
+      </w:r>
+      <w:r>
+        <w:t xml:space="preserve">&lt;book1 </w:t>
+      </w:r>
+      <w:proofErr w:type="spellStart"/>
+      <w:r>
+        <w:t>category</w:t>
+      </w:r>
+      <w:proofErr w:type="spellEnd"/>
+      <w:r>
+        <w:t xml:space="preserve">="lezioni </w:t>
+      </w:r>
+      <w:proofErr w:type="spellStart"/>
+      <w:r>
+        <w:t>epicode</w:t>
+      </w:r>
+      <w:proofErr w:type="spellEnd"/>
+      <w:r>
+        <w:t>"&gt;</w:t>
       </w:r>
     </w:p>
     <w:p>
@@ -320,18 +482,40 @@
     </w:p>
     <w:p>
       <w:r>
-        <w:t>&lt;/booksotre&gt;</w:t>
+        <w:t>&lt;/</w:t>
+      </w:r>
+      <w:proofErr w:type="spellStart"/>
+      <w:r>
+        <w:t>booksotre</w:t>
+      </w:r>
+      <w:proofErr w:type="spellEnd"/>
+      <w:r>
+        <w:t>&gt;</w:t>
       </w:r>
     </w:p>
     <w:p/>
     <w:p/>
     <w:p>
-      <w:r>
+      <w:pPr>
+        <w:rPr>
+          <w:lang w:val="en-US"/>
+        </w:rPr>
+      </w:pPr>
+      <w:r>
+        <w:rPr>
+          <w:lang w:val="en-US"/>
+        </w:rPr>
         <w:lastRenderedPageBreak/>
         <w:t>JSON</w:t>
       </w:r>
     </w:p>
-    <w:p/>
+    <w:p>
+      <w:pPr>
+        <w:rPr>
+          <w:lang w:val="en-US"/>
+        </w:rPr>
+      </w:pPr>
+    </w:p>
     <w:p>
       <w:pPr>
         <w:rPr>
@@ -355,432 +539,425 @@
         <w:rPr>
           <w:lang w:val="en-US"/>
         </w:rPr>
-        <w:t xml:space="preserve">    "Game Of Thrones S01E01 Winter Is Coming.srt": {</w:t>
-      </w:r>
-    </w:p>
-    <w:p>
-      <w:pPr>
-        <w:rPr>
-          <w:lang w:val="en-US"/>
-        </w:rPr>
-      </w:pPr>
-      <w:r>
-        <w:rPr>
-          <w:lang w:val="en-US"/>
-        </w:rPr>
-        <w:t xml:space="preserve">        "1": "Easy, boy.",</w:t>
-      </w:r>
-    </w:p>
-    <w:p>
-      <w:pPr>
-        <w:rPr>
-          <w:lang w:val="en-US"/>
-        </w:rPr>
-      </w:pPr>
-      <w:r>
-        <w:rPr>
-          <w:lang w:val="en-US"/>
-        </w:rPr>
-        <w:t xml:space="preserve">        "10": "Our orders were to track the wildlings.",</w:t>
-      </w:r>
-    </w:p>
-    <w:p>
-      <w:pPr>
-        <w:rPr>
-          <w:lang w:val="en-US"/>
-        </w:rPr>
-      </w:pPr>
-      <w:r>
-        <w:rPr>
-          <w:lang w:val="en-US"/>
-        </w:rPr>
-        <w:t xml:space="preserve">        "100": "- Right. Give it here. - No!",</w:t>
-      </w:r>
-    </w:p>
-    <w:p>
-      <w:pPr>
-        <w:rPr>
-          <w:lang w:val="en-US"/>
-        </w:rPr>
-      </w:pPr>
-      <w:r>
-        <w:rPr>
-          <w:lang w:val="en-US"/>
-        </w:rPr>
-        <w:t xml:space="preserve">        "101": "Put away your blade.",</w:t>
-      </w:r>
-    </w:p>
-    <w:p>
-      <w:pPr>
-        <w:rPr>
-          <w:lang w:val="en-US"/>
-        </w:rPr>
-      </w:pPr>
-      <w:r>
-        <w:rPr>
-          <w:lang w:val="en-US"/>
-        </w:rPr>
-        <w:t xml:space="preserve">        "102": "- I take orders from your father, not you. - Please, Father!",</w:t>
-      </w:r>
-    </w:p>
-    <w:p>
-      <w:pPr>
-        <w:rPr>
-          <w:lang w:val="en-US"/>
-        </w:rPr>
-      </w:pPr>
-      <w:r>
-        <w:rPr>
-          <w:lang w:val="en-US"/>
-        </w:rPr>
-        <w:t xml:space="preserve">        "103": "I'm sorry, Bran.",</w:t>
-      </w:r>
-    </w:p>
-    <w:p>
-      <w:pPr>
-        <w:rPr>
-          <w:lang w:val="en-US"/>
-        </w:rPr>
-      </w:pPr>
-      <w:r>
-        <w:rPr>
-          <w:lang w:val="en-US"/>
-        </w:rPr>
-        <w:t xml:space="preserve">        "104": "Lord Stark?",</w:t>
-      </w:r>
-    </w:p>
-    <w:p>
-      <w:pPr>
-        <w:rPr>
-          <w:lang w:val="en-US"/>
-        </w:rPr>
-      </w:pPr>
-      <w:r>
-        <w:rPr>
-          <w:lang w:val="en-US"/>
-        </w:rPr>
-        <w:t xml:space="preserve">        "105": "There are five pups.",</w:t>
-      </w:r>
-    </w:p>
-    <w:p>
-      <w:pPr>
-        <w:rPr>
-          <w:lang w:val="en-US"/>
-        </w:rPr>
-      </w:pPr>
-      <w:r>
-        <w:rPr>
-          <w:lang w:val="en-US"/>
-        </w:rPr>
-        <w:t xml:space="preserve">        "106": "One for each of the Stark children.",</w:t>
-      </w:r>
-    </w:p>
-    <w:p>
-      <w:pPr>
-        <w:rPr>
-          <w:lang w:val="en-US"/>
-        </w:rPr>
-      </w:pPr>
-      <w:r>
-        <w:rPr>
-          <w:lang w:val="en-US"/>
-        </w:rPr>
-        <w:t xml:space="preserve">        "107": "The direwolf is the sigil of your house.",</w:t>
-      </w:r>
-    </w:p>
-    <w:p>
-      <w:pPr>
-        <w:rPr>
-          <w:lang w:val="en-US"/>
-        </w:rPr>
-      </w:pPr>
-      <w:r>
-        <w:rPr>
-          <w:lang w:val="en-US"/>
-        </w:rPr>
-        <w:t xml:space="preserve">        "108": "They were meant to have them.",</w:t>
-      </w:r>
-    </w:p>
-    <w:p>
-      <w:pPr>
-        <w:rPr>
-          <w:lang w:val="en-US"/>
-        </w:rPr>
-      </w:pPr>
-      <w:r>
-        <w:rPr>
-          <w:lang w:val="en-US"/>
-        </w:rPr>
-        <w:t xml:space="preserve">        "109": "You will train them yourselves.",</w:t>
-      </w:r>
-    </w:p>
-    <w:p>
-      <w:pPr>
-        <w:rPr>
-          <w:lang w:val="en-US"/>
-        </w:rPr>
-      </w:pPr>
-      <w:r>
-        <w:rPr>
-          <w:lang w:val="en-US"/>
-        </w:rPr>
-        <w:t xml:space="preserve">        "11": "We tracked them. They won't trouble us no more.",</w:t>
-      </w:r>
-    </w:p>
-    <w:p>
-      <w:pPr>
-        <w:rPr>
-          <w:lang w:val="en-US"/>
-        </w:rPr>
-      </w:pPr>
-      <w:r>
-        <w:rPr>
-          <w:lang w:val="en-US"/>
-        </w:rPr>
-        <w:t xml:space="preserve">        "110": "You will feed them yourselves.",</w:t>
-      </w:r>
-    </w:p>
-    <w:p>
-      <w:pPr>
-        <w:rPr>
-          <w:lang w:val="en-US"/>
-        </w:rPr>
-      </w:pPr>
-      <w:r>
-        <w:rPr>
-          <w:lang w:val="en-US"/>
-        </w:rPr>
-        <w:t xml:space="preserve">        "111": "And if they die, you will bury them yourselves.",</w:t>
-      </w:r>
-    </w:p>
-    <w:p>
-      <w:r>
-        <w:rPr>
-          <w:lang w:val="en-US"/>
-        </w:rPr>
-        <w:t xml:space="preserve">        </w:t>
-      </w:r>
-      <w:r>
-        <w:t>"112": "What about you?",</w:t>
-      </w:r>
-    </w:p>
-    <w:p>
-      <w:r>
-        <w:t xml:space="preserve">        "113": "I'm not a Stark.",</w:t>
-      </w:r>
-    </w:p>
-    <w:p>
-      <w:r>
-        <w:t xml:space="preserve">        "114": "Get on.",</w:t>
-      </w:r>
-    </w:p>
-    <w:p>
-      <w:r>
-        <w:t xml:space="preserve">        "115": "What is it?",</w:t>
-      </w:r>
-    </w:p>
-    <w:p>
-      <w:r>
-        <w:t xml:space="preserve">        "116": "The runt of the litter. That one's yours, Snow.",</w:t>
-      </w:r>
-    </w:p>
-    <w:p>
-      <w:r>
-        <w:t xml:space="preserve">        "117": "As your brother, I feel it's my duty to warn you...",</w:t>
-      </w:r>
-    </w:p>
-    <w:p>
-      <w:r>
-        <w:t xml:space="preserve">        "118": "you worry too much.",</w:t>
-      </w:r>
-    </w:p>
-    <w:p>
-      <w:r>
-        <w:t xml:space="preserve">        "119": "- It's starting to show. - And you never worry about anything.",</w:t>
-      </w:r>
-    </w:p>
-    <w:p>
-      <w:r>
-        <w:t xml:space="preserve">        "12": "You don't think he'll ask us how they died?",</w:t>
-      </w:r>
-    </w:p>
-    <w:p>
-      <w:r>
-        <w:t xml:space="preserve">        "120": "When we were seven and you jumped off the cliffs at Casterly Rock,",</w:t>
-      </w:r>
-    </w:p>
-    <w:p>
-      <w:r>
-        <w:t xml:space="preserve">        "121": "100-foot drop into the water... you were never afraid.",</w:t>
-      </w:r>
-    </w:p>
-    <w:p>
-      <w:r>
-        <w:t xml:space="preserve">        "122": "There was nothing to be afraid of until you told Father.",</w:t>
-      </w:r>
-    </w:p>
-    <w:p>
-      <w:r>
-        <w:t xml:space="preserve">        "123": "\"We're Lannisters. Lannisters don't act like fools.\"",</w:t>
-      </w:r>
-    </w:p>
-    <w:p>
-      <w:r>
-        <w:t xml:space="preserve">        "124": "- What if Jon Arryn told someone? - But who would he tell?",</w:t>
-      </w:r>
-    </w:p>
-    <w:p>
-      <w:r>
-        <w:t xml:space="preserve">        "125": "My husband.",</w:t>
-      </w:r>
-    </w:p>
-    <w:p>
-      <w:r>
-        <w:t xml:space="preserve">        "126": "If he told the king, both our heads would be skewered on the city gates by now.",</w:t>
-      </w:r>
-    </w:p>
-    <w:p>
-      <w:r>
-        <w:t xml:space="preserve">        "127": "Whatever Jon Arryn knew or didn't know, it died with him.",</w:t>
-      </w:r>
-    </w:p>
-    <w:p>
-      <w:r>
-        <w:t xml:space="preserve">        "128": "And Robert will choose a new Hand of the King,",</w:t>
-      </w:r>
-    </w:p>
-    <w:p>
-      <w:r>
-        <w:t xml:space="preserve">        "129": "someone to do his job while he's off fucking boars and hunting whores.",</w:t>
-      </w:r>
-    </w:p>
-    <w:p>
-      <w:r>
-        <w:t xml:space="preserve">        "13": "Get back on your horse.",</w:t>
-      </w:r>
-    </w:p>
-    <w:p>
-      <w:r>
-        <w:t xml:space="preserve">        "130": "Or is it the other way around?",</w:t>
-      </w:r>
-    </w:p>
-    <w:p>
-      <w:r>
-        <w:t xml:space="preserve">        "131": "And life will go on.",</w:t>
-      </w:r>
-    </w:p>
-    <w:p>
-      <w:r>
-        <w:t xml:space="preserve">        "132": "You should be the Hand of the King.",</w:t>
-      </w:r>
-    </w:p>
-    <w:p>
-      <w:r>
-        <w:t xml:space="preserve">        "133": "That's an honour I can do without.",</w:t>
-      </w:r>
-    </w:p>
-    <w:p>
-      <w:r>
-        <w:t xml:space="preserve">        "134": "Their days are too long,",</w:t>
-      </w:r>
-    </w:p>
-    <w:p>
-      <w:r>
-        <w:t xml:space="preserve">        "135": "their lives are too short.",</w:t>
-      </w:r>
-    </w:p>
-    <w:p>
-      <w:r>
-        <w:t xml:space="preserve">        "136": "All these years,",</w:t>
-      </w:r>
-    </w:p>
-    <w:p>
-      <w:r>
-        <w:t xml:space="preserve">        "137": "and I still feel like an outsider when I come here.",</w:t>
-      </w:r>
-    </w:p>
-    <w:p>
-      <w:r>
-        <w:t xml:space="preserve">        "138": "You have five northern children.",</w:t>
-      </w:r>
-    </w:p>
-    <w:p>
-      <w:r>
-        <w:lastRenderedPageBreak/>
-        <w:t xml:space="preserve">        "139": "You're not an outsider.",</w:t>
-      </w:r>
-    </w:p>
-    <w:p>
-      <w:r>
-        <w:t xml:space="preserve">        "14": "Whatever did it to them could do it to us.",</w:t>
-      </w:r>
-    </w:p>
-    <w:p>
-      <w:r>
-        <w:t xml:space="preserve">        "140": "I wonder if the old gods agree.",</w:t>
-      </w:r>
-    </w:p>
-    <w:p>
-      <w:r>
-        <w:t xml:space="preserve">        "141": "It's your gods with all the rules.",</w:t>
-      </w:r>
-    </w:p>
-    <w:p>
-      <w:r>
-        <w:t xml:space="preserve">        "142": "I am so sorry, my love.",</w:t>
-      </w:r>
-    </w:p>
-    <w:p>
-      <w:r>
-        <w:t xml:space="preserve">        "143": "- Tell me. - There was a raven from King's Landing.",</w:t>
-      </w:r>
-    </w:p>
-    <w:p>
-      <w:r>
-        <w:t xml:space="preserve">        "144": "Jon Arryn is dead.",</w:t>
-      </w:r>
-    </w:p>
-    <w:p>
-      <w:r>
-        <w:t xml:space="preserve">        "145": "A fever took him.",</w:t>
-      </w:r>
-    </w:p>
-    <w:p>
-      <w:r>
-        <w:t xml:space="preserve">        "146": "I know he was like a father to you.",</w:t>
-      </w:r>
-    </w:p>
-    <w:p>
-      <w:r>
-        <w:t xml:space="preserve">        "147": "- Your sister, the boy? - They both have their health,",</w:t>
-      </w:r>
-    </w:p>
-    <w:p>
-      <w:r>
-        <w:t xml:space="preserve">        "148": "gods be good.",</w:t>
-      </w:r>
-    </w:p>
-    <w:p>
-      <w:r>
-        <w:t xml:space="preserve">        "149": "The raven brought more news.",</w:t>
-      </w:r>
-    </w:p>
-    <w:p>
-      <w:r>
-        <w:t xml:space="preserve">        "15": "They even killed the children.",</w:t>
-      </w:r>
-    </w:p>
-    <w:p>
-      <w:r>
-        <w:t xml:space="preserve">        "150": "The king rides for Winterfell...",</w:t>
-      </w:r>
-    </w:p>
-    <w:p>
-      <w:r>
-        <w:t xml:space="preserve">        "151": "with the queen and all the rest of them.",</w:t>
-      </w:r>
-    </w:p>
-    <w:p/>
+        <w:t xml:space="preserve">  "id": "227030cd-1649-4a49-9743-fc4e07bb5cfc",</w:t>
+      </w:r>
+    </w:p>
+    <w:p>
+      <w:pPr>
+        <w:rPr>
+          <w:lang w:val="en-US"/>
+        </w:rPr>
+      </w:pPr>
+      <w:r>
+        <w:rPr>
+          <w:lang w:val="en-US"/>
+        </w:rPr>
+        <w:t xml:space="preserve">  "name": "</w:t>
+      </w:r>
+      <w:proofErr w:type="spellStart"/>
+      <w:r>
+        <w:rPr>
+          <w:lang w:val="en-US"/>
+        </w:rPr>
+        <w:t>KeyBoard_Listener</w:t>
+      </w:r>
+      <w:proofErr w:type="spellEnd"/>
+      <w:r>
+        <w:rPr>
+          <w:lang w:val="en-US"/>
+        </w:rPr>
+        <w:t>",</w:t>
+      </w:r>
+    </w:p>
+    <w:p>
+      <w:pPr>
+        <w:rPr>
+          <w:lang w:val="en-US"/>
+        </w:rPr>
+      </w:pPr>
+      <w:r>
+        <w:rPr>
+          <w:lang w:val="en-US"/>
+        </w:rPr>
+        <w:t xml:space="preserve">  "version": "1.0.0.0",</w:t>
+      </w:r>
+    </w:p>
+    <w:p>
+      <w:pPr>
+        <w:rPr>
+          <w:lang w:val="en-US"/>
+        </w:rPr>
+      </w:pPr>
+      <w:r>
+        <w:rPr>
+          <w:lang w:val="en-US"/>
+        </w:rPr>
+        <w:t xml:space="preserve">  "brief": "",</w:t>
+      </w:r>
+    </w:p>
+    <w:p>
+      <w:pPr>
+        <w:rPr>
+          <w:lang w:val="en-US"/>
+        </w:rPr>
+      </w:pPr>
+      <w:r>
+        <w:rPr>
+          <w:lang w:val="en-US"/>
+        </w:rPr>
+        <w:t xml:space="preserve">  "description": "",</w:t>
+      </w:r>
+    </w:p>
+    <w:p>
+      <w:pPr>
+        <w:rPr>
+          <w:lang w:val="en-US"/>
+        </w:rPr>
+      </w:pPr>
+      <w:r>
+        <w:rPr>
+          <w:lang w:val="en-US"/>
+        </w:rPr>
+        <w:t xml:space="preserve">  "</w:t>
+      </w:r>
+      <w:proofErr w:type="spellStart"/>
+      <w:r>
+        <w:rPr>
+          <w:lang w:val="en-US"/>
+        </w:rPr>
+        <w:t>privacyStatement</w:t>
+      </w:r>
+      <w:proofErr w:type="spellEnd"/>
+      <w:r>
+        <w:rPr>
+          <w:lang w:val="en-US"/>
+        </w:rPr>
+        <w:t>": "",</w:t>
+      </w:r>
+    </w:p>
+    <w:p>
+      <w:pPr>
+        <w:rPr>
+          <w:lang w:val="en-US"/>
+        </w:rPr>
+      </w:pPr>
+      <w:r>
+        <w:rPr>
+          <w:lang w:val="en-US"/>
+        </w:rPr>
+        <w:t xml:space="preserve">  "EULA": "",</w:t>
+      </w:r>
+    </w:p>
+    <w:p>
+      <w:pPr>
+        <w:rPr>
+          <w:lang w:val="en-US"/>
+        </w:rPr>
+      </w:pPr>
+      <w:r>
+        <w:rPr>
+          <w:lang w:val="en-US"/>
+        </w:rPr>
+        <w:t xml:space="preserve">  "help": "",</w:t>
+      </w:r>
+    </w:p>
+    <w:p>
+      <w:pPr>
+        <w:rPr>
+          <w:lang w:val="en-US"/>
+        </w:rPr>
+      </w:pPr>
+      <w:r>
+        <w:rPr>
+          <w:lang w:val="en-US"/>
+        </w:rPr>
+        <w:t xml:space="preserve">  "</w:t>
+      </w:r>
+      <w:proofErr w:type="spellStart"/>
+      <w:r>
+        <w:rPr>
+          <w:lang w:val="en-US"/>
+        </w:rPr>
+        <w:t>url</w:t>
+      </w:r>
+      <w:proofErr w:type="spellEnd"/>
+      <w:r>
+        <w:rPr>
+          <w:lang w:val="en-US"/>
+        </w:rPr>
+        <w:t>": "https://www.reply.com/cluster-reply/it/homepage",</w:t>
+      </w:r>
+    </w:p>
+    <w:p>
+      <w:pPr>
+        <w:rPr>
+          <w:lang w:val="en-US"/>
+        </w:rPr>
+      </w:pPr>
+      <w:r>
+        <w:rPr>
+          <w:lang w:val="en-US"/>
+        </w:rPr>
+        <w:t xml:space="preserve">  "logo": "./Logo/logo.png",</w:t>
+      </w:r>
+    </w:p>
+    <w:p>
+      <w:pPr>
+        <w:rPr>
+          <w:lang w:val="en-US"/>
+        </w:rPr>
+      </w:pPr>
+      <w:r>
+        <w:rPr>
+          <w:lang w:val="en-US"/>
+        </w:rPr>
+        <w:t xml:space="preserve">  "dependencies": [],</w:t>
+      </w:r>
+    </w:p>
+    <w:p>
+      <w:pPr>
+        <w:rPr>
+          <w:lang w:val="en-US"/>
+        </w:rPr>
+      </w:pPr>
+      <w:r>
+        <w:rPr>
+          <w:lang w:val="en-US"/>
+        </w:rPr>
+        <w:t xml:space="preserve">  "screenshots": [],</w:t>
+      </w:r>
+    </w:p>
+    <w:p>
+      <w:pPr>
+        <w:rPr>
+          <w:lang w:val="en-US"/>
+        </w:rPr>
+      </w:pPr>
+      <w:r>
+        <w:rPr>
+          <w:lang w:val="en-US"/>
+        </w:rPr>
+        <w:t xml:space="preserve">  "platform": "14.0.0.0",</w:t>
+      </w:r>
+    </w:p>
+    <w:p>
+      <w:pPr>
+        <w:rPr>
+          <w:lang w:val="en-US"/>
+        </w:rPr>
+      </w:pPr>
+      <w:r>
+        <w:rPr>
+          <w:lang w:val="en-US"/>
+        </w:rPr>
+        <w:t xml:space="preserve">  "application": "14.0.0.0",</w:t>
+      </w:r>
+    </w:p>
+    <w:p>
+      <w:pPr>
+        <w:rPr>
+          <w:lang w:val="en-US"/>
+        </w:rPr>
+      </w:pPr>
+      <w:r>
+        <w:rPr>
+          <w:lang w:val="en-US"/>
+        </w:rPr>
+        <w:t xml:space="preserve">  "</w:t>
+      </w:r>
+      <w:proofErr w:type="spellStart"/>
+      <w:r>
+        <w:rPr>
+          <w:lang w:val="en-US"/>
+        </w:rPr>
+        <w:t>idRanges</w:t>
+      </w:r>
+      <w:proofErr w:type="spellEnd"/>
+      <w:r>
+        <w:rPr>
+          <w:lang w:val="en-US"/>
+        </w:rPr>
+        <w:t>": [</w:t>
+      </w:r>
+    </w:p>
+    <w:p>
+      <w:pPr>
+        <w:rPr>
+          <w:lang w:val="en-US"/>
+        </w:rPr>
+      </w:pPr>
+      <w:r>
+        <w:rPr>
+          <w:lang w:val="en-US"/>
+        </w:rPr>
+        <w:t xml:space="preserve">    {</w:t>
+      </w:r>
+    </w:p>
+    <w:p>
+      <w:pPr>
+        <w:rPr>
+          <w:lang w:val="en-US"/>
+        </w:rPr>
+      </w:pPr>
+      <w:r>
+        <w:rPr>
+          <w:lang w:val="en-US"/>
+        </w:rPr>
+        <w:t xml:space="preserve">      "from": 50100,</w:t>
+      </w:r>
+    </w:p>
+    <w:p>
+      <w:pPr>
+        <w:rPr>
+          <w:lang w:val="en-US"/>
+        </w:rPr>
+      </w:pPr>
+      <w:r>
+        <w:rPr>
+          <w:lang w:val="en-US"/>
+        </w:rPr>
+        <w:t xml:space="preserve">      "to": 50149</w:t>
+      </w:r>
+    </w:p>
+    <w:p>
+      <w:pPr>
+        <w:rPr>
+          <w:lang w:val="en-US"/>
+        </w:rPr>
+      </w:pPr>
+      <w:r>
+        <w:rPr>
+          <w:lang w:val="en-US"/>
+        </w:rPr>
+        <w:t xml:space="preserve">    }</w:t>
+      </w:r>
+    </w:p>
+    <w:p>
+      <w:pPr>
+        <w:rPr>
+          <w:lang w:val="en-US"/>
+        </w:rPr>
+      </w:pPr>
+    </w:p>
+    <w:p>
+      <w:pPr>
+        <w:rPr>
+          <w:lang w:val="en-US"/>
+        </w:rPr>
+      </w:pPr>
+      <w:r>
+        <w:rPr>
+          <w:lang w:val="en-US"/>
+        </w:rPr>
+        <w:t xml:space="preserve">    {"from":6789, </w:t>
+      </w:r>
+    </w:p>
+    <w:p>
+      <w:pPr>
+        <w:rPr>
+          <w:lang w:val="en-US"/>
+        </w:rPr>
+      </w:pPr>
+      <w:r>
+        <w:rPr>
+          <w:lang w:val="en-US"/>
+        </w:rPr>
+        <w:t xml:space="preserve">      "to":7689</w:t>
+      </w:r>
+    </w:p>
+    <w:p>
+      <w:pPr>
+        <w:rPr>
+          <w:lang w:val="en-US"/>
+        </w:rPr>
+      </w:pPr>
+      <w:r>
+        <w:rPr>
+          <w:lang w:val="en-US"/>
+        </w:rPr>
+        <w:t xml:space="preserve">    }</w:t>
+      </w:r>
+    </w:p>
+    <w:p>
+      <w:pPr>
+        <w:rPr>
+          <w:lang w:val="en-US"/>
+        </w:rPr>
+      </w:pPr>
+      <w:r>
+        <w:rPr>
+          <w:lang w:val="en-US"/>
+        </w:rPr>
+        <w:t xml:space="preserve">  ],</w:t>
+      </w:r>
+    </w:p>
+    <w:p>
+      <w:pPr>
+        <w:rPr>
+          <w:lang w:val="en-US"/>
+        </w:rPr>
+      </w:pPr>
+      <w:r>
+        <w:rPr>
+          <w:lang w:val="en-US"/>
+        </w:rPr>
+        <w:t xml:space="preserve">  "</w:t>
+      </w:r>
+      <w:proofErr w:type="spellStart"/>
+      <w:r>
+        <w:rPr>
+          <w:lang w:val="en-US"/>
+        </w:rPr>
+        <w:t>contextSensitiveHelpUrl</w:t>
+      </w:r>
+      <w:proofErr w:type="spellEnd"/>
+      <w:r>
+        <w:rPr>
+          <w:lang w:val="en-US"/>
+        </w:rPr>
+        <w:t>": "https://KeyBoard_Listener.com/help/",</w:t>
+      </w:r>
+    </w:p>
+    <w:p>
+      <w:r>
+        <w:rPr>
+          <w:lang w:val="en-US"/>
+        </w:rPr>
+        <w:t xml:space="preserve">  </w:t>
+      </w:r>
+      <w:r>
+        <w:t>"</w:t>
+      </w:r>
+      <w:proofErr w:type="spellStart"/>
+      <w:r>
+        <w:t>showMyCode</w:t>
+      </w:r>
+      <w:proofErr w:type="spellEnd"/>
+      <w:r>
+        <w:t xml:space="preserve">": </w:t>
+      </w:r>
+      <w:proofErr w:type="spellStart"/>
+      <w:r>
+        <w:t>true</w:t>
+      </w:r>
+      <w:proofErr w:type="spellEnd"/>
+      <w:r>
+        <w:t>,</w:t>
+      </w:r>
+    </w:p>
+    <w:p>
+      <w:r>
+        <w:t xml:space="preserve">  "</w:t>
+      </w:r>
+      <w:proofErr w:type="spellStart"/>
+      <w:r>
+        <w:t>runtime</w:t>
+      </w:r>
+      <w:proofErr w:type="spellEnd"/>
+      <w:r>
+        <w:t>": "3.0"</w:t>
+      </w:r>
+    </w:p>
     <w:p>
       <w:r>
         <w:t>}</w:t>

--- a/ESERCIZIO 8.docx
+++ b/ESERCIZIO 8.docx
@@ -18,7 +18,2063 @@
         <w:rPr>
           <w:lang w:val="en-US"/>
         </w:rPr>
-        <w:t xml:space="preserve">.           </w:t>
+        <w:t xml:space="preserve">.        </w:t>
+      </w:r>
+    </w:p>
+    <w:p>
+      <w:pPr>
+        <w:rPr>
+          <w:lang w:val="en-US"/>
+        </w:rPr>
+      </w:pPr>
+    </w:p>
+    <w:p>
+      <w:pPr>
+        <w:rPr>
+          <w:lang w:val="en-US"/>
+        </w:rPr>
+      </w:pPr>
+    </w:p>
+    <w:p>
+      <w:pPr>
+        <w:rPr>
+          <w:lang w:val="en-US"/>
+        </w:rPr>
+      </w:pPr>
+      <w:r>
+        <w:rPr>
+          <w:lang w:val="en-US"/>
+        </w:rPr>
+        <w:t>{</w:t>
+      </w:r>
+    </w:p>
+    <w:p>
+      <w:pPr>
+        <w:rPr>
+          <w:lang w:val="en-US"/>
+        </w:rPr>
+      </w:pPr>
+      <w:r>
+        <w:rPr>
+          <w:lang w:val="en-US"/>
+        </w:rPr>
+        <w:t xml:space="preserve">  "language": "C#",</w:t>
+      </w:r>
+    </w:p>
+    <w:p>
+      <w:pPr>
+        <w:rPr>
+          <w:lang w:val="en-US"/>
+        </w:rPr>
+      </w:pPr>
+      <w:r>
+        <w:rPr>
+          <w:lang w:val="en-US"/>
+        </w:rPr>
+        <w:t xml:space="preserve">  "slug": "</w:t>
+      </w:r>
+      <w:proofErr w:type="spellStart"/>
+      <w:r>
+        <w:rPr>
+          <w:lang w:val="en-US"/>
+        </w:rPr>
+        <w:t>csharp</w:t>
+      </w:r>
+      <w:proofErr w:type="spellEnd"/>
+      <w:r>
+        <w:rPr>
+          <w:lang w:val="en-US"/>
+        </w:rPr>
+        <w:t>",</w:t>
+      </w:r>
+    </w:p>
+    <w:p>
+      <w:pPr>
+        <w:rPr>
+          <w:lang w:val="en-US"/>
+        </w:rPr>
+      </w:pPr>
+      <w:r>
+        <w:rPr>
+          <w:lang w:val="en-US"/>
+        </w:rPr>
+        <w:t xml:space="preserve">  "active": true,</w:t>
+      </w:r>
+    </w:p>
+    <w:p>
+      <w:pPr>
+        <w:rPr>
+          <w:lang w:val="en-US"/>
+        </w:rPr>
+      </w:pPr>
+      <w:r>
+        <w:rPr>
+          <w:lang w:val="en-US"/>
+        </w:rPr>
+        <w:t xml:space="preserve">  "blurb": "C# is a modern, object-oriented language with lots of great features, such as type-inference and async/await. The tooling is excellent, and there is extensive, well-written documentation",</w:t>
+      </w:r>
+    </w:p>
+    <w:p>
+      <w:pPr>
+        <w:rPr>
+          <w:lang w:val="en-US"/>
+        </w:rPr>
+      </w:pPr>
+      <w:r>
+        <w:rPr>
+          <w:lang w:val="en-US"/>
+        </w:rPr>
+        <w:t xml:space="preserve">  "version": 3,</w:t>
+      </w:r>
+    </w:p>
+    <w:p>
+      <w:pPr>
+        <w:rPr>
+          <w:lang w:val="en-US"/>
+        </w:rPr>
+      </w:pPr>
+      <w:r>
+        <w:rPr>
+          <w:lang w:val="en-US"/>
+        </w:rPr>
+        <w:t xml:space="preserve">  "status": {</w:t>
+      </w:r>
+    </w:p>
+    <w:p>
+      <w:pPr>
+        <w:rPr>
+          <w:lang w:val="en-US"/>
+        </w:rPr>
+      </w:pPr>
+      <w:r>
+        <w:rPr>
+          <w:lang w:val="en-US"/>
+        </w:rPr>
+        <w:t xml:space="preserve">    "</w:t>
+      </w:r>
+      <w:proofErr w:type="spellStart"/>
+      <w:proofErr w:type="gramStart"/>
+      <w:r>
+        <w:rPr>
+          <w:lang w:val="en-US"/>
+        </w:rPr>
+        <w:t>concept</w:t>
+      </w:r>
+      <w:proofErr w:type="gramEnd"/>
+      <w:r>
+        <w:rPr>
+          <w:lang w:val="en-US"/>
+        </w:rPr>
+        <w:t>_exercises</w:t>
+      </w:r>
+      <w:proofErr w:type="spellEnd"/>
+      <w:r>
+        <w:rPr>
+          <w:lang w:val="en-US"/>
+        </w:rPr>
+        <w:t>": true,</w:t>
+      </w:r>
+    </w:p>
+    <w:p>
+      <w:pPr>
+        <w:rPr>
+          <w:lang w:val="en-US"/>
+        </w:rPr>
+      </w:pPr>
+      <w:r>
+        <w:rPr>
+          <w:lang w:val="en-US"/>
+        </w:rPr>
+        <w:t xml:space="preserve">    "</w:t>
+      </w:r>
+      <w:proofErr w:type="spellStart"/>
+      <w:proofErr w:type="gramStart"/>
+      <w:r>
+        <w:rPr>
+          <w:lang w:val="en-US"/>
+        </w:rPr>
+        <w:t>test</w:t>
+      </w:r>
+      <w:proofErr w:type="gramEnd"/>
+      <w:r>
+        <w:rPr>
+          <w:lang w:val="en-US"/>
+        </w:rPr>
+        <w:t>_runner</w:t>
+      </w:r>
+      <w:proofErr w:type="spellEnd"/>
+      <w:r>
+        <w:rPr>
+          <w:lang w:val="en-US"/>
+        </w:rPr>
+        <w:t>": true,</w:t>
+      </w:r>
+    </w:p>
+    <w:p>
+      <w:pPr>
+        <w:rPr>
+          <w:lang w:val="en-US"/>
+        </w:rPr>
+      </w:pPr>
+      <w:r>
+        <w:rPr>
+          <w:lang w:val="en-US"/>
+        </w:rPr>
+        <w:t xml:space="preserve">    "representer": false,</w:t>
+      </w:r>
+    </w:p>
+    <w:p>
+      <w:pPr>
+        <w:rPr>
+          <w:lang w:val="en-US"/>
+        </w:rPr>
+      </w:pPr>
+      <w:r>
+        <w:rPr>
+          <w:lang w:val="en-US"/>
+        </w:rPr>
+        <w:t xml:space="preserve">    "analyzer": false</w:t>
+      </w:r>
+    </w:p>
+    <w:p>
+      <w:pPr>
+        <w:rPr>
+          <w:lang w:val="en-US"/>
+        </w:rPr>
+      </w:pPr>
+      <w:r>
+        <w:rPr>
+          <w:lang w:val="en-US"/>
+        </w:rPr>
+        <w:t xml:space="preserve">  },</w:t>
+      </w:r>
+    </w:p>
+    <w:p>
+      <w:pPr>
+        <w:rPr>
+          <w:lang w:val="en-US"/>
+        </w:rPr>
+      </w:pPr>
+      <w:r>
+        <w:rPr>
+          <w:lang w:val="en-US"/>
+        </w:rPr>
+        <w:t xml:space="preserve">  "</w:t>
+      </w:r>
+      <w:proofErr w:type="spellStart"/>
+      <w:proofErr w:type="gramStart"/>
+      <w:r>
+        <w:rPr>
+          <w:lang w:val="en-US"/>
+        </w:rPr>
+        <w:t>online</w:t>
+      </w:r>
+      <w:proofErr w:type="gramEnd"/>
+      <w:r>
+        <w:rPr>
+          <w:lang w:val="en-US"/>
+        </w:rPr>
+        <w:t>_editor</w:t>
+      </w:r>
+      <w:proofErr w:type="spellEnd"/>
+      <w:r>
+        <w:rPr>
+          <w:lang w:val="en-US"/>
+        </w:rPr>
+        <w:t>": {"</w:t>
+      </w:r>
+      <w:proofErr w:type="spellStart"/>
+      <w:r>
+        <w:rPr>
+          <w:lang w:val="en-US"/>
+        </w:rPr>
+        <w:t>indent_style</w:t>
+      </w:r>
+      <w:proofErr w:type="spellEnd"/>
+      <w:r>
+        <w:rPr>
+          <w:lang w:val="en-US"/>
+        </w:rPr>
+        <w:t>": "space",</w:t>
+      </w:r>
+    </w:p>
+    <w:p>
+      <w:pPr>
+        <w:rPr>
+          <w:lang w:val="en-US"/>
+        </w:rPr>
+      </w:pPr>
+      <w:r>
+        <w:rPr>
+          <w:lang w:val="en-US"/>
+        </w:rPr>
+        <w:t xml:space="preserve">    "</w:t>
+      </w:r>
+      <w:proofErr w:type="spellStart"/>
+      <w:proofErr w:type="gramStart"/>
+      <w:r>
+        <w:rPr>
+          <w:lang w:val="en-US"/>
+        </w:rPr>
+        <w:t>indent</w:t>
+      </w:r>
+      <w:proofErr w:type="gramEnd"/>
+      <w:r>
+        <w:rPr>
+          <w:lang w:val="en-US"/>
+        </w:rPr>
+        <w:t>_size</w:t>
+      </w:r>
+      <w:proofErr w:type="spellEnd"/>
+      <w:r>
+        <w:rPr>
+          <w:lang w:val="en-US"/>
+        </w:rPr>
+        <w:t>": 4,</w:t>
+      </w:r>
+    </w:p>
+    <w:p>
+      <w:pPr>
+        <w:rPr>
+          <w:lang w:val="en-US"/>
+        </w:rPr>
+      </w:pPr>
+      <w:r>
+        <w:rPr>
+          <w:lang w:val="en-US"/>
+        </w:rPr>
+        <w:t xml:space="preserve">    "</w:t>
+      </w:r>
+      <w:proofErr w:type="spellStart"/>
+      <w:proofErr w:type="gramStart"/>
+      <w:r>
+        <w:rPr>
+          <w:lang w:val="en-US"/>
+        </w:rPr>
+        <w:t>highlightjs</w:t>
+      </w:r>
+      <w:proofErr w:type="gramEnd"/>
+      <w:r>
+        <w:rPr>
+          <w:lang w:val="en-US"/>
+        </w:rPr>
+        <w:t>_language</w:t>
+      </w:r>
+      <w:proofErr w:type="spellEnd"/>
+      <w:r>
+        <w:rPr>
+          <w:lang w:val="en-US"/>
+        </w:rPr>
+        <w:t>": "</w:t>
+      </w:r>
+      <w:proofErr w:type="spellStart"/>
+      <w:r>
+        <w:rPr>
+          <w:lang w:val="en-US"/>
+        </w:rPr>
+        <w:t>csharp</w:t>
+      </w:r>
+      <w:proofErr w:type="spellEnd"/>
+      <w:r>
+        <w:rPr>
+          <w:lang w:val="en-US"/>
+        </w:rPr>
+        <w:t>",</w:t>
+      </w:r>
+    </w:p>
+    <w:p>
+      <w:pPr>
+        <w:rPr>
+          <w:lang w:val="en-US"/>
+        </w:rPr>
+      </w:pPr>
+      <w:r>
+        <w:rPr>
+          <w:lang w:val="en-US"/>
+        </w:rPr>
+        <w:t xml:space="preserve">    "</w:t>
+      </w:r>
+      <w:proofErr w:type="spellStart"/>
+      <w:proofErr w:type="gramStart"/>
+      <w:r>
+        <w:rPr>
+          <w:lang w:val="en-US"/>
+        </w:rPr>
+        <w:t>test</w:t>
+      </w:r>
+      <w:proofErr w:type="gramEnd"/>
+      <w:r>
+        <w:rPr>
+          <w:lang w:val="en-US"/>
+        </w:rPr>
+        <w:t>_runner</w:t>
+      </w:r>
+      <w:proofErr w:type="spellEnd"/>
+      <w:r>
+        <w:rPr>
+          <w:lang w:val="en-US"/>
+        </w:rPr>
+        <w:t>": {"</w:t>
+      </w:r>
+      <w:proofErr w:type="spellStart"/>
+      <w:r>
+        <w:rPr>
+          <w:lang w:val="en-US"/>
+        </w:rPr>
+        <w:t>average_run_time</w:t>
+      </w:r>
+      <w:proofErr w:type="spellEnd"/>
+      <w:r>
+        <w:rPr>
+          <w:lang w:val="en-US"/>
+        </w:rPr>
+        <w:t>": 2.3}</w:t>
+      </w:r>
+    </w:p>
+    <w:p>
+      <w:pPr>
+        <w:rPr>
+          <w:lang w:val="en-US"/>
+        </w:rPr>
+      </w:pPr>
+      <w:r>
+        <w:rPr>
+          <w:lang w:val="en-US"/>
+        </w:rPr>
+        <w:t xml:space="preserve">  },</w:t>
+      </w:r>
+    </w:p>
+    <w:p>
+      <w:pPr>
+        <w:rPr>
+          <w:lang w:val="en-US"/>
+        </w:rPr>
+      </w:pPr>
+      <w:r>
+        <w:rPr>
+          <w:lang w:val="en-US"/>
+        </w:rPr>
+        <w:t xml:space="preserve">  "exercises": {</w:t>
+      </w:r>
+    </w:p>
+    <w:p>
+      <w:pPr>
+        <w:rPr>
+          <w:lang w:val="en-US"/>
+        </w:rPr>
+      </w:pPr>
+      <w:r>
+        <w:rPr>
+          <w:lang w:val="en-US"/>
+        </w:rPr>
+        <w:t xml:space="preserve">    "concept": {</w:t>
+      </w:r>
+    </w:p>
+    <w:p>
+      <w:pPr>
+        <w:rPr>
+          <w:lang w:val="en-US"/>
+        </w:rPr>
+      </w:pPr>
+      <w:r>
+        <w:rPr>
+          <w:lang w:val="en-US"/>
+        </w:rPr>
+        <w:t xml:space="preserve">        "slug": "</w:t>
+      </w:r>
+      <w:proofErr w:type="spellStart"/>
+      <w:r>
+        <w:rPr>
+          <w:lang w:val="en-US"/>
+        </w:rPr>
+        <w:t>lucians</w:t>
+      </w:r>
+      <w:proofErr w:type="spellEnd"/>
+      <w:r>
+        <w:rPr>
+          <w:lang w:val="en-US"/>
+        </w:rPr>
+        <w:t>-luscious-lasagna",</w:t>
+      </w:r>
+    </w:p>
+    <w:p>
+      <w:pPr>
+        <w:rPr>
+          <w:lang w:val="en-US"/>
+        </w:rPr>
+      </w:pPr>
+      <w:r>
+        <w:rPr>
+          <w:lang w:val="en-US"/>
+        </w:rPr>
+        <w:t xml:space="preserve">        "name": "Lucian's Luscious Lasagna",</w:t>
+      </w:r>
+    </w:p>
+    <w:p>
+      <w:pPr>
+        <w:rPr>
+          <w:lang w:val="en-US"/>
+        </w:rPr>
+      </w:pPr>
+      <w:r>
+        <w:rPr>
+          <w:lang w:val="en-US"/>
+        </w:rPr>
+        <w:t xml:space="preserve">        "</w:t>
+      </w:r>
+      <w:proofErr w:type="spellStart"/>
+      <w:r>
+        <w:rPr>
+          <w:lang w:val="en-US"/>
+        </w:rPr>
+        <w:t>uuid</w:t>
+      </w:r>
+      <w:proofErr w:type="spellEnd"/>
+      <w:r>
+        <w:rPr>
+          <w:lang w:val="en-US"/>
+        </w:rPr>
+        <w:t>": "7d358894-4fbd-4c91-b49f-d68f1c5aa6bc",</w:t>
+      </w:r>
+    </w:p>
+    <w:p>
+      <w:pPr>
+        <w:rPr>
+          <w:lang w:val="en-US"/>
+        </w:rPr>
+      </w:pPr>
+      <w:r>
+        <w:rPr>
+          <w:lang w:val="en-US"/>
+        </w:rPr>
+        <w:t xml:space="preserve">        "concepts": ["basics"],</w:t>
+      </w:r>
+    </w:p>
+    <w:p>
+      <w:pPr>
+        <w:rPr>
+          <w:lang w:val="en-US"/>
+        </w:rPr>
+      </w:pPr>
+      <w:r>
+        <w:rPr>
+          <w:lang w:val="en-US"/>
+        </w:rPr>
+        <w:t xml:space="preserve">        "prerequisites": [null]</w:t>
+      </w:r>
+    </w:p>
+    <w:p>
+      <w:pPr>
+        <w:rPr>
+          <w:lang w:val="en-US"/>
+        </w:rPr>
+      </w:pPr>
+      <w:r>
+        <w:rPr>
+          <w:lang w:val="en-US"/>
+        </w:rPr>
+        <w:t xml:space="preserve">      },</w:t>
+      </w:r>
+    </w:p>
+    <w:p>
+      <w:pPr>
+        <w:rPr>
+          <w:lang w:val="en-US"/>
+        </w:rPr>
+      </w:pPr>
+      <w:r>
+        <w:rPr>
+          <w:lang w:val="en-US"/>
+        </w:rPr>
+        <w:t xml:space="preserve">        "slug": "cars-assemble",</w:t>
+      </w:r>
+    </w:p>
+    <w:p>
+      <w:pPr>
+        <w:rPr>
+          <w:lang w:val="en-US"/>
+        </w:rPr>
+      </w:pPr>
+      <w:r>
+        <w:rPr>
+          <w:lang w:val="en-US"/>
+        </w:rPr>
+        <w:t xml:space="preserve">        "name": "Cars, Assemble!",</w:t>
+      </w:r>
+    </w:p>
+    <w:p>
+      <w:pPr>
+        <w:rPr>
+          <w:lang w:val="en-US"/>
+        </w:rPr>
+      </w:pPr>
+      <w:r>
+        <w:rPr>
+          <w:lang w:val="en-US"/>
+        </w:rPr>
+        <w:t xml:space="preserve">        "</w:t>
+      </w:r>
+      <w:proofErr w:type="spellStart"/>
+      <w:r>
+        <w:rPr>
+          <w:lang w:val="en-US"/>
+        </w:rPr>
+        <w:t>uuid</w:t>
+      </w:r>
+      <w:proofErr w:type="spellEnd"/>
+      <w:r>
+        <w:rPr>
+          <w:lang w:val="en-US"/>
+        </w:rPr>
+        <w:t>": "93fbc7cf-3a7e-4450-ad22-e30129c36bb9",</w:t>
+      </w:r>
+    </w:p>
+    <w:p>
+      <w:pPr>
+        <w:rPr>
+          <w:lang w:val="en-US"/>
+        </w:rPr>
+      </w:pPr>
+      <w:r>
+        <w:rPr>
+          <w:lang w:val="en-US"/>
+        </w:rPr>
+        <w:t xml:space="preserve">        "concepts": ["if-statements", "numbers"],</w:t>
+      </w:r>
+    </w:p>
+    <w:p>
+      <w:pPr>
+        <w:rPr>
+          <w:lang w:val="en-US"/>
+        </w:rPr>
+      </w:pPr>
+      <w:r>
+        <w:rPr>
+          <w:lang w:val="en-US"/>
+        </w:rPr>
+        <w:t xml:space="preserve">        "prerequisites": ["basics"],</w:t>
+      </w:r>
+    </w:p>
+    <w:p>
+      <w:pPr>
+        <w:rPr>
+          <w:lang w:val="en-US"/>
+        </w:rPr>
+      </w:pPr>
+      <w:r>
+        <w:rPr>
+          <w:lang w:val="en-US"/>
+        </w:rPr>
+        <w:t xml:space="preserve">        "status": "</w:t>
+      </w:r>
+      <w:proofErr w:type="spellStart"/>
+      <w:r>
+        <w:rPr>
+          <w:lang w:val="en-US"/>
+        </w:rPr>
+        <w:t>wip</w:t>
+      </w:r>
+      <w:proofErr w:type="spellEnd"/>
+      <w:r>
+        <w:rPr>
+          <w:lang w:val="en-US"/>
+        </w:rPr>
+        <w:t>"</w:t>
+      </w:r>
+    </w:p>
+    <w:p>
+      <w:pPr>
+        <w:rPr>
+          <w:lang w:val="en-US"/>
+        </w:rPr>
+      </w:pPr>
+      <w:r>
+        <w:rPr>
+          <w:lang w:val="en-US"/>
+        </w:rPr>
+        <w:t xml:space="preserve">      },</w:t>
+      </w:r>
+    </w:p>
+    <w:p>
+      <w:pPr>
+        <w:rPr>
+          <w:lang w:val="en-US"/>
+        </w:rPr>
+      </w:pPr>
+      <w:r>
+        <w:rPr>
+          <w:lang w:val="en-US"/>
+        </w:rPr>
+        <w:t xml:space="preserve">    "practice": </w:t>
+      </w:r>
+    </w:p>
+    <w:p>
+      <w:pPr>
+        <w:rPr>
+          <w:lang w:val="en-US"/>
+        </w:rPr>
+      </w:pPr>
+      <w:r>
+        <w:rPr>
+          <w:lang w:val="en-US"/>
+        </w:rPr>
+        <w:t xml:space="preserve">      {</w:t>
+      </w:r>
+    </w:p>
+    <w:p>
+      <w:pPr>
+        <w:rPr>
+          <w:lang w:val="en-US"/>
+        </w:rPr>
+      </w:pPr>
+      <w:r>
+        <w:rPr>
+          <w:lang w:val="en-US"/>
+        </w:rPr>
+        <w:t xml:space="preserve">        "slug": "hello-world"},</w:t>
+      </w:r>
+    </w:p>
+    <w:p>
+      <w:pPr>
+        <w:rPr>
+          <w:lang w:val="en-US"/>
+        </w:rPr>
+      </w:pPr>
+      <w:r>
+        <w:rPr>
+          <w:lang w:val="en-US"/>
+        </w:rPr>
+        <w:t xml:space="preserve">        "name": "Hello, World!",</w:t>
+      </w:r>
+    </w:p>
+    <w:p>
+      <w:pPr>
+        <w:rPr>
+          <w:lang w:val="en-US"/>
+        </w:rPr>
+      </w:pPr>
+      <w:r>
+        <w:rPr>
+          <w:lang w:val="en-US"/>
+        </w:rPr>
+        <w:t xml:space="preserve">        "</w:t>
+      </w:r>
+      <w:proofErr w:type="spellStart"/>
+      <w:r>
+        <w:rPr>
+          <w:lang w:val="en-US"/>
+        </w:rPr>
+        <w:t>uuid</w:t>
+      </w:r>
+      <w:proofErr w:type="spellEnd"/>
+      <w:r>
+        <w:rPr>
+          <w:lang w:val="en-US"/>
+        </w:rPr>
+        <w:t>": "6c88f46b-5acb-4fae-a6ec-b48ae3f8168f",</w:t>
+      </w:r>
+    </w:p>
+    <w:p>
+      <w:pPr>
+        <w:rPr>
+          <w:lang w:val="en-US"/>
+        </w:rPr>
+      </w:pPr>
+      <w:r>
+        <w:rPr>
+          <w:lang w:val="en-US"/>
+        </w:rPr>
+        <w:t xml:space="preserve">        "practices": ["strings"],</w:t>
+      </w:r>
+    </w:p>
+    <w:p>
+      <w:pPr>
+        <w:rPr>
+          <w:lang w:val="en-US"/>
+        </w:rPr>
+      </w:pPr>
+      <w:r>
+        <w:rPr>
+          <w:lang w:val="en-US"/>
+        </w:rPr>
+        <w:t xml:space="preserve">        "prerequisites": ["basics"],</w:t>
+      </w:r>
+    </w:p>
+    <w:p>
+      <w:pPr>
+        <w:rPr>
+          <w:lang w:val="en-US"/>
+        </w:rPr>
+      </w:pPr>
+      <w:r>
+        <w:rPr>
+          <w:lang w:val="en-US"/>
+        </w:rPr>
+        <w:t xml:space="preserve">        "difficulty": 1</w:t>
+      </w:r>
+    </w:p>
+    <w:p>
+      <w:pPr>
+        <w:rPr>
+          <w:lang w:val="en-US"/>
+        </w:rPr>
+      </w:pPr>
+      <w:r>
+        <w:rPr>
+          <w:lang w:val="en-US"/>
+        </w:rPr>
+        <w:t xml:space="preserve">      },</w:t>
+      </w:r>
+    </w:p>
+    <w:p>
+      <w:pPr>
+        <w:rPr>
+          <w:lang w:val="en-US"/>
+        </w:rPr>
+      </w:pPr>
+      <w:r>
+        <w:rPr>
+          <w:lang w:val="en-US"/>
+        </w:rPr>
+        <w:t xml:space="preserve">      {</w:t>
+      </w:r>
+    </w:p>
+    <w:p>
+      <w:pPr>
+        <w:rPr>
+          <w:lang w:val="en-US"/>
+        </w:rPr>
+      </w:pPr>
+      <w:r>
+        <w:rPr>
+          <w:lang w:val="en-US"/>
+        </w:rPr>
+        <w:t xml:space="preserve">        "slug": "leap",</w:t>
+      </w:r>
+    </w:p>
+    <w:p>
+      <w:pPr>
+        <w:rPr>
+          <w:lang w:val="en-US"/>
+        </w:rPr>
+      </w:pPr>
+      <w:r>
+        <w:rPr>
+          <w:lang w:val="en-US"/>
+        </w:rPr>
+        <w:lastRenderedPageBreak/>
+        <w:t xml:space="preserve">        "name": "Leap",</w:t>
+      </w:r>
+    </w:p>
+    <w:p>
+      <w:pPr>
+        <w:rPr>
+          <w:lang w:val="en-US"/>
+        </w:rPr>
+      </w:pPr>
+      <w:r>
+        <w:rPr>
+          <w:lang w:val="en-US"/>
+        </w:rPr>
+        <w:t xml:space="preserve">        "</w:t>
+      </w:r>
+      <w:proofErr w:type="spellStart"/>
+      <w:r>
+        <w:rPr>
+          <w:lang w:val="en-US"/>
+        </w:rPr>
+        <w:t>uuid</w:t>
+      </w:r>
+      <w:proofErr w:type="spellEnd"/>
+      <w:r>
+        <w:rPr>
+          <w:lang w:val="en-US"/>
+        </w:rPr>
+        <w:t>": "8ba15933-29a2-49b1-a9ce-70474bad3007",</w:t>
+      </w:r>
+    </w:p>
+    <w:p>
+      <w:pPr>
+        <w:rPr>
+          <w:lang w:val="en-US"/>
+        </w:rPr>
+      </w:pPr>
+      <w:r>
+        <w:rPr>
+          <w:lang w:val="en-US"/>
+        </w:rPr>
+        <w:t xml:space="preserve">        "practices": ["if-statements", "numbers", "operator-precedence"],</w:t>
+      </w:r>
+    </w:p>
+    <w:p>
+      <w:pPr>
+        <w:rPr>
+          <w:lang w:val="en-US"/>
+        </w:rPr>
+      </w:pPr>
+      <w:r>
+        <w:rPr>
+          <w:lang w:val="en-US"/>
+        </w:rPr>
+        <w:t xml:space="preserve">        "prerequisites": ["if-statements", "numbers"],</w:t>
+      </w:r>
+    </w:p>
+    <w:p>
+      <w:pPr>
+        <w:rPr>
+          <w:lang w:val="en-US"/>
+        </w:rPr>
+      </w:pPr>
+      <w:r>
+        <w:rPr>
+          <w:lang w:val="en-US"/>
+        </w:rPr>
+        <w:t xml:space="preserve">        "difficulty": 2,</w:t>
+      </w:r>
+    </w:p>
+    <w:p>
+      <w:pPr>
+        <w:rPr>
+          <w:lang w:val="en-US"/>
+        </w:rPr>
+      </w:pPr>
+      <w:r>
+        <w:rPr>
+          <w:lang w:val="en-US"/>
+        </w:rPr>
+        <w:t xml:space="preserve">        "status": "beta"</w:t>
+      </w:r>
+    </w:p>
+    <w:p>
+      <w:pPr>
+        <w:rPr>
+          <w:lang w:val="en-US"/>
+        </w:rPr>
+      </w:pPr>
+      <w:r>
+        <w:rPr>
+          <w:lang w:val="en-US"/>
+        </w:rPr>
+        <w:t xml:space="preserve">      }</w:t>
+      </w:r>
+    </w:p>
+    <w:p>
+      <w:pPr>
+        <w:rPr>
+          <w:lang w:val="en-US"/>
+        </w:rPr>
+      </w:pPr>
+      <w:r>
+        <w:rPr>
+          <w:lang w:val="en-US"/>
+        </w:rPr>
+        <w:t xml:space="preserve">    ]</w:t>
+      </w:r>
+    </w:p>
+    <w:p>
+      <w:pPr>
+        <w:rPr>
+          <w:lang w:val="en-US"/>
+        </w:rPr>
+      </w:pPr>
+      <w:r>
+        <w:rPr>
+          <w:lang w:val="en-US"/>
+        </w:rPr>
+        <w:t xml:space="preserve">  },</w:t>
+      </w:r>
+    </w:p>
+    <w:p>
+      <w:pPr>
+        <w:rPr>
+          <w:lang w:val="en-US"/>
+        </w:rPr>
+      </w:pPr>
+      <w:r>
+        <w:rPr>
+          <w:lang w:val="en-US"/>
+        </w:rPr>
+        <w:t xml:space="preserve">  "concepts": [</w:t>
+      </w:r>
+    </w:p>
+    <w:p>
+      <w:pPr>
+        <w:rPr>
+          <w:lang w:val="en-US"/>
+        </w:rPr>
+      </w:pPr>
+      <w:r>
+        <w:rPr>
+          <w:lang w:val="en-US"/>
+        </w:rPr>
+        <w:t xml:space="preserve">    {</w:t>
+      </w:r>
+    </w:p>
+    <w:p>
+      <w:pPr>
+        <w:rPr>
+          <w:lang w:val="en-US"/>
+        </w:rPr>
+      </w:pPr>
+      <w:r>
+        <w:rPr>
+          <w:lang w:val="en-US"/>
+        </w:rPr>
+        <w:t xml:space="preserve">      "</w:t>
+      </w:r>
+      <w:proofErr w:type="spellStart"/>
+      <w:r>
+        <w:rPr>
+          <w:lang w:val="en-US"/>
+        </w:rPr>
+        <w:t>uuid</w:t>
+      </w:r>
+      <w:proofErr w:type="spellEnd"/>
+      <w:r>
+        <w:rPr>
+          <w:lang w:val="en-US"/>
+        </w:rPr>
+        <w:t>": "2eb4a463-355f-46ef-ac55-a75ec5afdf86",</w:t>
+      </w:r>
+    </w:p>
+    <w:p>
+      <w:pPr>
+        <w:rPr>
+          <w:lang w:val="en-US"/>
+        </w:rPr>
+      </w:pPr>
+      <w:r>
+        <w:rPr>
+          <w:lang w:val="en-US"/>
+        </w:rPr>
+        <w:t xml:space="preserve">      "slug": "basics",</w:t>
+      </w:r>
+    </w:p>
+    <w:p>
+      <w:pPr>
+        <w:rPr>
+          <w:lang w:val="en-US"/>
+        </w:rPr>
+      </w:pPr>
+      <w:r>
+        <w:rPr>
+          <w:lang w:val="en-US"/>
+        </w:rPr>
+        <w:t xml:space="preserve">      "name": "Basics"</w:t>
+      </w:r>
+    </w:p>
+    <w:p>
+      <w:pPr>
+        <w:rPr>
+          <w:lang w:val="en-US"/>
+        </w:rPr>
+      </w:pPr>
+      <w:r>
+        <w:rPr>
+          <w:lang w:val="en-US"/>
+        </w:rPr>
+        <w:t xml:space="preserve">    },</w:t>
+      </w:r>
+    </w:p>
+    <w:p>
+      <w:pPr>
+        <w:rPr>
+          <w:lang w:val="en-US"/>
+        </w:rPr>
+      </w:pPr>
+      <w:r>
+        <w:rPr>
+          <w:lang w:val="en-US"/>
+        </w:rPr>
+        <w:t xml:space="preserve">    {</w:t>
+      </w:r>
+    </w:p>
+    <w:p>
+      <w:pPr>
+        <w:rPr>
+          <w:lang w:val="en-US"/>
+        </w:rPr>
+      </w:pPr>
+      <w:r>
+        <w:rPr>
+          <w:lang w:val="en-US"/>
+        </w:rPr>
+        <w:t xml:space="preserve">      "</w:t>
+      </w:r>
+      <w:proofErr w:type="spellStart"/>
+      <w:r>
+        <w:rPr>
+          <w:lang w:val="en-US"/>
+        </w:rPr>
+        <w:t>uuid</w:t>
+      </w:r>
+      <w:proofErr w:type="spellEnd"/>
+      <w:r>
+        <w:rPr>
+          <w:lang w:val="en-US"/>
+        </w:rPr>
+        <w:t>": "4466e33e-dcd2-4b1f-9d9d-2c4315bf5188",</w:t>
+      </w:r>
+    </w:p>
+    <w:p>
+      <w:pPr>
+        <w:rPr>
+          <w:lang w:val="en-US"/>
+        </w:rPr>
+      </w:pPr>
+      <w:r>
+        <w:rPr>
+          <w:lang w:val="en-US"/>
+        </w:rPr>
+        <w:t xml:space="preserve">      "slug": "if-statements",</w:t>
+      </w:r>
+    </w:p>
+    <w:p>
+      <w:pPr>
+        <w:rPr>
+          <w:lang w:val="en-US"/>
+        </w:rPr>
+      </w:pPr>
+      <w:r>
+        <w:rPr>
+          <w:lang w:val="en-US"/>
+        </w:rPr>
+        <w:t xml:space="preserve">      "name": "If Statements"</w:t>
+      </w:r>
+    </w:p>
+    <w:p>
+      <w:pPr>
+        <w:rPr>
+          <w:lang w:val="en-US"/>
+        </w:rPr>
+      </w:pPr>
+      <w:r>
+        <w:rPr>
+          <w:lang w:val="en-US"/>
+        </w:rPr>
+        <w:t xml:space="preserve">    },</w:t>
+      </w:r>
+    </w:p>
+    <w:p>
+      <w:pPr>
+        <w:rPr>
+          <w:lang w:val="en-US"/>
+        </w:rPr>
+      </w:pPr>
+      <w:r>
+        <w:rPr>
+          <w:lang w:val="en-US"/>
+        </w:rPr>
+        <w:t xml:space="preserve">    {</w:t>
+      </w:r>
+    </w:p>
+    <w:p>
+      <w:pPr>
+        <w:rPr>
+          <w:lang w:val="en-US"/>
+        </w:rPr>
+      </w:pPr>
+      <w:r>
+        <w:rPr>
+          <w:lang w:val="en-US"/>
+        </w:rPr>
+        <w:t xml:space="preserve">      "</w:t>
+      </w:r>
+      <w:proofErr w:type="spellStart"/>
+      <w:r>
+        <w:rPr>
+          <w:lang w:val="en-US"/>
+        </w:rPr>
+        <w:t>uuid</w:t>
+      </w:r>
+      <w:proofErr w:type="spellEnd"/>
+      <w:r>
+        <w:rPr>
+          <w:lang w:val="en-US"/>
+        </w:rPr>
+        <w:t>": "b9a421b2-c5ff-4213-bd6d-b886da31ea0d",</w:t>
+      </w:r>
+    </w:p>
+    <w:p>
+      <w:pPr>
+        <w:rPr>
+          <w:lang w:val="en-US"/>
+        </w:rPr>
+      </w:pPr>
+      <w:r>
+        <w:rPr>
+          <w:lang w:val="en-US"/>
+        </w:rPr>
+        <w:t xml:space="preserve">      "slug": "numbers",</w:t>
+      </w:r>
+    </w:p>
+    <w:p>
+      <w:pPr>
+        <w:rPr>
+          <w:lang w:val="en-US"/>
+        </w:rPr>
+      </w:pPr>
+      <w:r>
+        <w:rPr>
+          <w:lang w:val="en-US"/>
+        </w:rPr>
+        <w:t xml:space="preserve">      "name": "Numbers"</w:t>
+      </w:r>
+    </w:p>
+    <w:p>
+      <w:pPr>
+        <w:rPr>
+          <w:lang w:val="en-US"/>
+        </w:rPr>
+      </w:pPr>
+      <w:r>
+        <w:rPr>
+          <w:lang w:val="en-US"/>
+        </w:rPr>
+        <w:t xml:space="preserve">    },</w:t>
+      </w:r>
+    </w:p>
+    <w:p>
+      <w:pPr>
+        <w:rPr>
+          <w:lang w:val="en-US"/>
+        </w:rPr>
+      </w:pPr>
+      <w:r>
+        <w:rPr>
+          <w:lang w:val="en-US"/>
+        </w:rPr>
+        <w:t xml:space="preserve">    {</w:t>
+      </w:r>
+    </w:p>
+    <w:p>
+      <w:pPr>
+        <w:rPr>
+          <w:lang w:val="en-US"/>
+        </w:rPr>
+      </w:pPr>
+      <w:r>
+        <w:rPr>
+          <w:lang w:val="en-US"/>
+        </w:rPr>
+        <w:t xml:space="preserve">      "</w:t>
+      </w:r>
+      <w:proofErr w:type="spellStart"/>
+      <w:r>
+        <w:rPr>
+          <w:lang w:val="en-US"/>
+        </w:rPr>
+        <w:t>uuid</w:t>
+      </w:r>
+      <w:proofErr w:type="spellEnd"/>
+      <w:r>
+        <w:rPr>
+          <w:lang w:val="en-US"/>
+        </w:rPr>
+        <w:t>": "7a86561d-173b-45c0-a53c-1ffd7b9ff259",</w:t>
+      </w:r>
+    </w:p>
+    <w:p>
+      <w:pPr>
+        <w:rPr>
+          <w:lang w:val="en-US"/>
+        </w:rPr>
+      </w:pPr>
+      <w:r>
+        <w:rPr>
+          <w:lang w:val="en-US"/>
+        </w:rPr>
+        <w:t xml:space="preserve">      "slug": "strings",</w:t>
+      </w:r>
+    </w:p>
+    <w:p>
+      <w:pPr>
+        <w:rPr>
+          <w:lang w:val="en-US"/>
+        </w:rPr>
+      </w:pPr>
+      <w:r>
+        <w:rPr>
+          <w:lang w:val="en-US"/>
+        </w:rPr>
+        <w:t xml:space="preserve">      "name": "Strings"</w:t>
+      </w:r>
+    </w:p>
+    <w:p>
+      <w:pPr>
+        <w:rPr>
+          <w:lang w:val="en-US"/>
+        </w:rPr>
+      </w:pPr>
+      <w:r>
+        <w:rPr>
+          <w:lang w:val="en-US"/>
+        </w:rPr>
+        <w:t xml:space="preserve">    }</w:t>
+      </w:r>
+    </w:p>
+    <w:p>
+      <w:pPr>
+        <w:rPr>
+          <w:lang w:val="en-US"/>
+        </w:rPr>
+      </w:pPr>
+      <w:r>
+        <w:rPr>
+          <w:lang w:val="en-US"/>
+        </w:rPr>
+        <w:t xml:space="preserve">  ],</w:t>
+      </w:r>
+    </w:p>
+    <w:p>
+      <w:pPr>
+        <w:rPr>
+          <w:lang w:val="en-US"/>
+        </w:rPr>
+      </w:pPr>
+      <w:r>
+        <w:rPr>
+          <w:lang w:val="en-US"/>
+        </w:rPr>
+        <w:t xml:space="preserve">  "</w:t>
+      </w:r>
+      <w:proofErr w:type="spellStart"/>
+      <w:proofErr w:type="gramStart"/>
+      <w:r>
+        <w:rPr>
+          <w:lang w:val="en-US"/>
+        </w:rPr>
+        <w:t>key</w:t>
+      </w:r>
+      <w:proofErr w:type="gramEnd"/>
+      <w:r>
+        <w:rPr>
+          <w:lang w:val="en-US"/>
+        </w:rPr>
+        <w:t>_features</w:t>
+      </w:r>
+      <w:proofErr w:type="spellEnd"/>
+      <w:r>
+        <w:rPr>
+          <w:lang w:val="en-US"/>
+        </w:rPr>
+        <w:t xml:space="preserve">": </w:t>
+      </w:r>
+    </w:p>
+    <w:p>
+      <w:pPr>
+        <w:rPr>
+          <w:lang w:val="en-US"/>
+        </w:rPr>
+      </w:pPr>
+      <w:r>
+        <w:rPr>
+          <w:lang w:val="en-US"/>
+        </w:rPr>
+        <w:t xml:space="preserve">    {</w:t>
+      </w:r>
+    </w:p>
+    <w:p>
+      <w:pPr>
+        <w:rPr>
+          <w:lang w:val="en-US"/>
+        </w:rPr>
+      </w:pPr>
+      <w:r>
+        <w:rPr>
+          <w:lang w:val="en-US"/>
+        </w:rPr>
+        <w:t xml:space="preserve">      "icon": "expressive",</w:t>
+      </w:r>
+    </w:p>
+    <w:p>
+      <w:pPr>
+        <w:rPr>
+          <w:lang w:val="en-US"/>
+        </w:rPr>
+      </w:pPr>
+      <w:r>
+        <w:rPr>
+          <w:lang w:val="en-US"/>
+        </w:rPr>
+        <w:t xml:space="preserve">      "title": "Modern",</w:t>
+      </w:r>
+    </w:p>
+    <w:p>
+      <w:pPr>
+        <w:rPr>
+          <w:lang w:val="en-US"/>
+        </w:rPr>
+      </w:pPr>
+      <w:r>
+        <w:rPr>
+          <w:lang w:val="en-US"/>
+        </w:rPr>
+        <w:t xml:space="preserve">      "content": "C# is a modern, fast-evolving language."</w:t>
+      </w:r>
+    </w:p>
+    <w:p>
+      <w:pPr>
+        <w:rPr>
+          <w:lang w:val="en-US"/>
+        </w:rPr>
+      </w:pPr>
+      <w:r>
+        <w:rPr>
+          <w:lang w:val="en-US"/>
+        </w:rPr>
+        <w:t xml:space="preserve">    },</w:t>
+      </w:r>
+    </w:p>
+    <w:p>
+      <w:pPr>
+        <w:rPr>
+          <w:lang w:val="en-US"/>
+        </w:rPr>
+      </w:pPr>
+      <w:r>
+        <w:rPr>
+          <w:lang w:val="en-US"/>
+        </w:rPr>
+        <w:t xml:space="preserve">    {</w:t>
+      </w:r>
+    </w:p>
+    <w:p>
+      <w:pPr>
+        <w:rPr>
+          <w:lang w:val="en-US"/>
+        </w:rPr>
+      </w:pPr>
+      <w:r>
+        <w:rPr>
+          <w:lang w:val="en-US"/>
+        </w:rPr>
+        <w:t xml:space="preserve">      "icon": "cross-platform",</w:t>
+      </w:r>
+    </w:p>
+    <w:p>
+      <w:pPr>
+        <w:rPr>
+          <w:lang w:val="en-US"/>
+        </w:rPr>
+      </w:pPr>
+      <w:r>
+        <w:rPr>
+          <w:lang w:val="en-US"/>
+        </w:rPr>
+        <w:t xml:space="preserve">      "title": "Cross-platform",</w:t>
+      </w:r>
+    </w:p>
+    <w:p>
+      <w:pPr>
+        <w:rPr>
+          <w:lang w:val="en-US"/>
+        </w:rPr>
+      </w:pPr>
+      <w:r>
+        <w:rPr>
+          <w:lang w:val="en-US"/>
+        </w:rPr>
+        <w:t xml:space="preserve">      "content": "C# runs on almost any platform and chipset."</w:t>
+      </w:r>
+    </w:p>
+    <w:p>
+      <w:r>
+        <w:rPr>
+          <w:lang w:val="en-US"/>
+        </w:rPr>
+        <w:t xml:space="preserve">    </w:t>
+      </w:r>
+      <w:r>
+        <w:t>},</w:t>
+      </w:r>
+    </w:p>
+    <w:p>
+      <w:r>
+        <w:t xml:space="preserve">    {</w:t>
+      </w:r>
+    </w:p>
+    <w:p>
+      <w:r>
+        <w:t xml:space="preserve">      "icon": "multi-paradigm",</w:t>
+      </w:r>
+    </w:p>
+    <w:p>
+      <w:r>
+        <w:t xml:space="preserve">      "title": "Multi-paradigm",</w:t>
+      </w:r>
+    </w:p>
+    <w:p>
+      <w:pPr>
+        <w:rPr>
+          <w:lang w:val="en-US"/>
+        </w:rPr>
+      </w:pPr>
+      <w:r>
+        <w:t xml:space="preserve">      </w:t>
+      </w:r>
+      <w:r>
+        <w:rPr>
+          <w:lang w:val="en-US"/>
+        </w:rPr>
+        <w:t>"content": "C# is primarily an object-oriented language, but also has lots of functional features."</w:t>
+      </w:r>
+    </w:p>
+    <w:p>
+      <w:pPr>
+        <w:rPr>
+          <w:lang w:val="en-US"/>
+        </w:rPr>
+      </w:pPr>
+      <w:r>
+        <w:rPr>
+          <w:lang w:val="en-US"/>
+        </w:rPr>
+        <w:t xml:space="preserve">    },</w:t>
+      </w:r>
+    </w:p>
+    <w:p>
+      <w:pPr>
+        <w:rPr>
+          <w:lang w:val="en-US"/>
+        </w:rPr>
+      </w:pPr>
+      <w:r>
+        <w:rPr>
+          <w:lang w:val="en-US"/>
+        </w:rPr>
+        <w:lastRenderedPageBreak/>
+        <w:t xml:space="preserve">    {</w:t>
+      </w:r>
+    </w:p>
+    <w:p>
+      <w:pPr>
+        <w:rPr>
+          <w:lang w:val="en-US"/>
+        </w:rPr>
+      </w:pPr>
+      <w:r>
+        <w:rPr>
+          <w:lang w:val="en-US"/>
+        </w:rPr>
+        <w:t xml:space="preserve">      "icon": "general-purpose",</w:t>
+      </w:r>
+    </w:p>
+    <w:p>
+      <w:pPr>
+        <w:rPr>
+          <w:lang w:val="en-US"/>
+        </w:rPr>
+      </w:pPr>
+      <w:r>
+        <w:rPr>
+          <w:lang w:val="en-US"/>
+        </w:rPr>
+        <w:t xml:space="preserve">      "title": "General purpose",</w:t>
+      </w:r>
+    </w:p>
+    <w:p>
+      <w:pPr>
+        <w:rPr>
+          <w:lang w:val="en-US"/>
+        </w:rPr>
+      </w:pPr>
+      <w:r>
+        <w:rPr>
+          <w:lang w:val="en-US"/>
+        </w:rPr>
+        <w:t xml:space="preserve">      "content": "C# can be used for a wide variety of workloads, like websites, console applications, and even games."</w:t>
+      </w:r>
+    </w:p>
+    <w:p>
+      <w:pPr>
+        <w:rPr>
+          <w:lang w:val="en-US"/>
+        </w:rPr>
+      </w:pPr>
+      <w:r>
+        <w:rPr>
+          <w:lang w:val="en-US"/>
+        </w:rPr>
+        <w:t xml:space="preserve">    },</w:t>
+      </w:r>
+    </w:p>
+    <w:p>
+      <w:pPr>
+        <w:rPr>
+          <w:lang w:val="en-US"/>
+        </w:rPr>
+      </w:pPr>
+      <w:r>
+        <w:rPr>
+          <w:lang w:val="en-US"/>
+        </w:rPr>
+        <w:t xml:space="preserve">    {</w:t>
+      </w:r>
+    </w:p>
+    <w:p>
+      <w:pPr>
+        <w:rPr>
+          <w:lang w:val="en-US"/>
+        </w:rPr>
+      </w:pPr>
+      <w:r>
+        <w:rPr>
+          <w:lang w:val="en-US"/>
+        </w:rPr>
+        <w:t xml:space="preserve">      "icon": "tooling",</w:t>
+      </w:r>
+    </w:p>
+    <w:p>
+      <w:pPr>
+        <w:rPr>
+          <w:lang w:val="en-US"/>
+        </w:rPr>
+      </w:pPr>
+      <w:r>
+        <w:rPr>
+          <w:lang w:val="en-US"/>
+        </w:rPr>
+        <w:t xml:space="preserve">      "title": "Tooling",</w:t>
+      </w:r>
+    </w:p>
+    <w:p>
+      <w:pPr>
+        <w:rPr>
+          <w:lang w:val="en-US"/>
+        </w:rPr>
+      </w:pPr>
+      <w:r>
+        <w:rPr>
+          <w:lang w:val="en-US"/>
+        </w:rPr>
+        <w:t xml:space="preserve">      "content": "C# has excellent tooling, with linting and advanced refactoring options </w:t>
+      </w:r>
+      <w:proofErr w:type="gramStart"/>
+      <w:r>
+        <w:rPr>
+          <w:lang w:val="en-US"/>
+        </w:rPr>
+        <w:t>built-in.</w:t>
+      </w:r>
+      <w:proofErr w:type="gramEnd"/>
+      <w:r>
+        <w:rPr>
+          <w:lang w:val="en-US"/>
+        </w:rPr>
+        <w:t>"</w:t>
+      </w:r>
+    </w:p>
+    <w:p>
+      <w:pPr>
+        <w:rPr>
+          <w:lang w:val="en-US"/>
+        </w:rPr>
+      </w:pPr>
+      <w:r>
+        <w:rPr>
+          <w:lang w:val="en-US"/>
+        </w:rPr>
+        <w:t xml:space="preserve">    },</w:t>
+      </w:r>
+    </w:p>
+    <w:p>
+      <w:pPr>
+        <w:rPr>
+          <w:lang w:val="en-US"/>
+        </w:rPr>
+      </w:pPr>
+      <w:r>
+        <w:rPr>
+          <w:lang w:val="en-US"/>
+        </w:rPr>
+        <w:t xml:space="preserve">    {</w:t>
+      </w:r>
+    </w:p>
+    <w:p>
+      <w:pPr>
+        <w:rPr>
+          <w:lang w:val="en-US"/>
+        </w:rPr>
+      </w:pPr>
+      <w:r>
+        <w:rPr>
+          <w:lang w:val="en-US"/>
+        </w:rPr>
+        <w:t xml:space="preserve">      "icon": "documentation",</w:t>
+      </w:r>
+    </w:p>
+    <w:p>
+      <w:pPr>
+        <w:rPr>
+          <w:lang w:val="en-US"/>
+        </w:rPr>
+      </w:pPr>
+      <w:r>
+        <w:rPr>
+          <w:lang w:val="en-US"/>
+        </w:rPr>
+        <w:t xml:space="preserve">      "title": "Documentation",</w:t>
+      </w:r>
+    </w:p>
+    <w:p>
+      <w:pPr>
+        <w:rPr>
+          <w:lang w:val="en-US"/>
+        </w:rPr>
+      </w:pPr>
+      <w:r>
+        <w:rPr>
+          <w:lang w:val="en-US"/>
+        </w:rPr>
+        <w:t xml:space="preserve">      "content": "Documentation is excellent and exhaustive, making it easy to get started with C#."</w:t>
+      </w:r>
+    </w:p>
+    <w:p>
+      <w:pPr>
+        <w:rPr>
+          <w:lang w:val="en-US"/>
+        </w:rPr>
+      </w:pPr>
+      <w:r>
+        <w:rPr>
+          <w:lang w:val="en-US"/>
+        </w:rPr>
+        <w:t xml:space="preserve">    },</w:t>
+      </w:r>
+    </w:p>
+    <w:p>
+      <w:pPr>
+        <w:rPr>
+          <w:lang w:val="en-US"/>
+        </w:rPr>
+      </w:pPr>
+    </w:p>
+    <w:p>
+      <w:pPr>
+        <w:rPr>
+          <w:lang w:val="en-US"/>
+        </w:rPr>
+      </w:pPr>
+      <w:r>
+        <w:rPr>
+          <w:lang w:val="en-US"/>
+        </w:rPr>
+        <w:t xml:space="preserve">  "tags": [</w:t>
+      </w:r>
+    </w:p>
+    <w:p>
+      <w:pPr>
+        <w:rPr>
+          <w:lang w:val="en-US"/>
+        </w:rPr>
+      </w:pPr>
+      <w:r>
+        <w:rPr>
+          <w:lang w:val="en-US"/>
+        </w:rPr>
+        <w:t xml:space="preserve">    "runtime/</w:t>
+      </w:r>
+      <w:proofErr w:type="spellStart"/>
+      <w:r>
+        <w:rPr>
+          <w:lang w:val="en-US"/>
+        </w:rPr>
+        <w:t>jvm</w:t>
+      </w:r>
+      <w:proofErr w:type="spellEnd"/>
+      <w:r>
+        <w:rPr>
+          <w:lang w:val="en-US"/>
+        </w:rPr>
+        <w:t>"</w:t>
+      </w:r>
+    </w:p>
+    <w:p>
+      <w:pPr>
+        <w:rPr>
+          <w:lang w:val="en-US"/>
+        </w:rPr>
+      </w:pPr>
+      <w:r>
+        <w:rPr>
+          <w:lang w:val="en-US"/>
+        </w:rPr>
+        <w:t xml:space="preserve">    "platform/windows"</w:t>
+      </w:r>
+    </w:p>
+    <w:p>
+      <w:pPr>
+        <w:rPr>
+          <w:lang w:val="en-US"/>
+        </w:rPr>
+      </w:pPr>
+      <w:r>
+        <w:rPr>
+          <w:lang w:val="en-US"/>
+        </w:rPr>
+        <w:t xml:space="preserve">    "platform/</w:t>
+      </w:r>
+      <w:proofErr w:type="spellStart"/>
+      <w:r>
+        <w:rPr>
+          <w:lang w:val="en-US"/>
+        </w:rPr>
+        <w:t>linux</w:t>
+      </w:r>
+      <w:proofErr w:type="spellEnd"/>
+      <w:r>
+        <w:rPr>
+          <w:lang w:val="en-US"/>
+        </w:rPr>
+        <w:t>"</w:t>
+      </w:r>
+    </w:p>
+    <w:p>
+      <w:pPr>
+        <w:rPr>
+          <w:lang w:val="en-US"/>
+        </w:rPr>
+      </w:pPr>
+      <w:r>
+        <w:rPr>
+          <w:lang w:val="en-US"/>
+        </w:rPr>
+        <w:t xml:space="preserve">    "paradigm/declarative"</w:t>
+      </w:r>
+    </w:p>
+    <w:p>
+      <w:pPr>
+        <w:rPr>
+          <w:lang w:val="en-US"/>
+        </w:rPr>
+      </w:pPr>
+      <w:r>
+        <w:rPr>
+          <w:lang w:val="en-US"/>
+        </w:rPr>
+        <w:t xml:space="preserve">    "paradigm/functional"</w:t>
+      </w:r>
+    </w:p>
+    <w:p>
+      <w:pPr>
+        <w:rPr>
+          <w:lang w:val="en-US"/>
+        </w:rPr>
+      </w:pPr>
+      <w:r>
+        <w:rPr>
+          <w:lang w:val="en-US"/>
+        </w:rPr>
+        <w:t xml:space="preserve">    "paradigm/</w:t>
+      </w:r>
+      <w:proofErr w:type="spellStart"/>
+      <w:r>
+        <w:rPr>
+          <w:lang w:val="en-US"/>
+        </w:rPr>
+        <w:t>object_oriented</w:t>
+      </w:r>
+      <w:proofErr w:type="spellEnd"/>
+      <w:r>
+        <w:rPr>
+          <w:lang w:val="en-US"/>
+        </w:rPr>
+        <w:t>"</w:t>
+      </w:r>
+    </w:p>
+    <w:p>
+      <w:pPr>
+        <w:rPr>
+          <w:lang w:val="en-US"/>
+        </w:rPr>
+      </w:pPr>
+      <w:r>
+        <w:rPr>
+          <w:lang w:val="en-US"/>
+        </w:rPr>
+        <w:t xml:space="preserve">  ]</w:t>
+      </w:r>
+    </w:p>
+    <w:p>
+      <w:pPr>
+        <w:rPr>
+          <w:lang w:val="en-US"/>
+        </w:rPr>
+      </w:pPr>
+      <w:r>
+        <w:rPr>
+          <w:lang w:val="en-US"/>
+        </w:rPr>
+        <w:t>}</w:t>
+      </w:r>
+    </w:p>
+    <w:p>
+      <w:pPr>
+        <w:rPr>
+          <w:lang w:val="en-US"/>
+        </w:rPr>
+      </w:pPr>
+    </w:p>
+    <w:p>
+      <w:pPr>
+        <w:rPr>
+          <w:lang w:val="en-US"/>
+        </w:rPr>
+      </w:pPr>
+    </w:p>
+    <w:p>
+      <w:pPr>
+        <w:rPr>
+          <w:lang w:val="en-US"/>
+        </w:rPr>
+      </w:pPr>
+    </w:p>
+    <w:p>
+      <w:pPr>
+        <w:rPr>
+          <w:lang w:val="en-US"/>
+        </w:rPr>
+      </w:pPr>
+    </w:p>
+    <w:p>
+      <w:pPr>
+        <w:rPr>
+          <w:lang w:val="en-US"/>
+        </w:rPr>
+      </w:pPr>
+    </w:p>
+    <w:p>
+      <w:pPr>
+        <w:rPr>
+          <w:lang w:val="en-US"/>
+        </w:rPr>
+      </w:pPr>
+    </w:p>
+    <w:p>
+      <w:pPr>
+        <w:rPr>
+          <w:lang w:val="en-US"/>
+        </w:rPr>
+      </w:pPr>
+    </w:p>
+    <w:p>
+      <w:pPr>
+        <w:rPr>
+          <w:lang w:val="en-US"/>
+        </w:rPr>
+      </w:pPr>
+    </w:p>
+    <w:p>
+      <w:pPr>
+        <w:rPr>
+          <w:lang w:val="en-US"/>
+        </w:rPr>
+      </w:pPr>
+    </w:p>
+    <w:p>
+      <w:pPr>
+        <w:rPr>
+          <w:lang w:val="en-US"/>
+        </w:rPr>
+      </w:pPr>
+    </w:p>
+    <w:p>
+      <w:pPr>
+        <w:rPr>
+          <w:lang w:val="en-US"/>
+        </w:rPr>
+      </w:pPr>
+    </w:p>
+    <w:p>
+      <w:pPr>
+        <w:rPr>
+          <w:lang w:val="en-US"/>
+        </w:rPr>
+      </w:pPr>
+    </w:p>
+    <w:p>
+      <w:pPr>
+        <w:rPr>
+          <w:lang w:val="en-US"/>
+        </w:rPr>
+      </w:pPr>
+    </w:p>
+    <w:p>
+      <w:pPr>
+        <w:rPr>
+          <w:lang w:val="en-US"/>
+        </w:rPr>
+      </w:pPr>
+    </w:p>
+    <w:p>
+      <w:pPr>
+        <w:rPr>
+          <w:lang w:val="en-US"/>
+        </w:rPr>
+      </w:pPr>
+    </w:p>
+    <w:p>
+      <w:pPr>
+        <w:rPr>
+          <w:lang w:val="en-US"/>
+        </w:rPr>
+      </w:pPr>
+    </w:p>
+    <w:p>
+      <w:pPr>
+        <w:rPr>
+          <w:lang w:val="en-US"/>
+        </w:rPr>
+      </w:pPr>
+    </w:p>
+    <w:p>
+      <w:pPr>
+        <w:rPr>
+          <w:lang w:val="en-US"/>
+        </w:rPr>
+      </w:pPr>
+    </w:p>
+    <w:p>
+      <w:pPr>
+        <w:rPr>
+          <w:lang w:val="en-US"/>
+        </w:rPr>
+      </w:pPr>
+    </w:p>
+    <w:p>
+      <w:pPr>
+        <w:rPr>
+          <w:lang w:val="en-US"/>
+        </w:rPr>
+      </w:pPr>
+    </w:p>
+    <w:p>
+      <w:pPr>
+        <w:rPr>
+          <w:lang w:val="en-US"/>
+        </w:rPr>
+      </w:pPr>
+    </w:p>
+    <w:p>
+      <w:pPr>
+        <w:rPr>
+          <w:lang w:val="en-US"/>
+        </w:rPr>
+      </w:pPr>
+    </w:p>
+    <w:p>
+      <w:pPr>
+        <w:rPr>
+          <w:lang w:val="en-US"/>
+        </w:rPr>
+      </w:pPr>
+      <w:r>
+        <w:rPr>
+          <w:lang w:val="en-US"/>
+        </w:rPr>
+        <w:lastRenderedPageBreak/>
+        <w:t xml:space="preserve">   </w:t>
       </w:r>
       <w:r>
         <w:rPr>
@@ -472,29 +2528,68 @@
       </w:r>
     </w:p>
     <w:p>
+      <w:pPr>
+        <w:rPr>
+          <w:lang w:val="en-US"/>
+        </w:rPr>
+      </w:pPr>
       <w:r>
         <w:tab/>
+      </w:r>
+      <w:r>
+        <w:rPr>
+          <w:lang w:val="en-US"/>
+        </w:rPr>
         <w:t>&lt;/book2&gt;</w:t>
       </w:r>
       <w:r>
+        <w:rPr>
+          <w:lang w:val="en-US"/>
+        </w:rPr>
         <w:tab/>
       </w:r>
     </w:p>
     <w:p>
-      <w:r>
+      <w:pPr>
+        <w:rPr>
+          <w:lang w:val="en-US"/>
+        </w:rPr>
+      </w:pPr>
+      <w:r>
+        <w:rPr>
+          <w:lang w:val="en-US"/>
+        </w:rPr>
         <w:t>&lt;/</w:t>
       </w:r>
       <w:proofErr w:type="spellStart"/>
       <w:r>
+        <w:rPr>
+          <w:lang w:val="en-US"/>
+        </w:rPr>
         <w:t>booksotre</w:t>
       </w:r>
       <w:proofErr w:type="spellEnd"/>
       <w:r>
+        <w:rPr>
+          <w:lang w:val="en-US"/>
+        </w:rPr>
         <w:t>&gt;</w:t>
       </w:r>
     </w:p>
-    <w:p/>
-    <w:p/>
+    <w:p>
+      <w:pPr>
+        <w:rPr>
+          <w:lang w:val="en-US"/>
+        </w:rPr>
+      </w:pPr>
+    </w:p>
+    <w:p>
+      <w:pPr>
+        <w:rPr>
+          <w:lang w:val="en-US"/>
+        </w:rPr>
+      </w:pPr>
+    </w:p>
     <w:p>
       <w:pPr>
         <w:rPr>
